--- a/Plan_fen/plan-2/plan-2_待下載文獻清單.docx
+++ b/Plan_fen/plan-2/plan-2_待下載文獻清單.docx
@@ -26,7 +26,7 @@
           <w:sz w:val="21"/>
           <w:szCs w:val="21"/>
         </w:rPr>
-        <w:t xml:space="preserve">計畫書「plan-2_兩年期研究計畫書.docx」參考文獻共 76 篇，其中 63 篇已存放於主題資料夾，13 篇尚未取得。書目資料已以網路檢索比對出版社頁面、RePEc／大學典藏或期刊新聞稿（本工作環境無法連線 Crossref 與 doi.org）；標示「待核對」者，請於下載時以出版社頁面確認後告知，以便更新計畫書。下載後放進 External References 資料夾即可，之後重新產出計畫書時，引用超連結會改連到本地 PDF。</w:t>
+        <w:t xml:space="preserve">計畫書「plan-2_兩年期研究計畫書.docx」參考文獻共 76 篇，其中 70 篇已存放於主題資料夾，6 篇尚未取得。書目資料已以網路檢索比對出版社頁面、RePEc／大學典藏或期刊新聞稿（本工作環境無法連線 Crossref 與 doi.org）；標示「待核對」者，請於下載時以出版社頁面確認後告知，以便更新計畫書。下載後放進 External References 資料夾即可，之後重新產出計畫書時，引用超連結會改連到本地 PDF。</w:t>
       </w:r>
     </w:p>
     <w:p>
@@ -40,7 +40,7 @@
           <w:sz w:val="26"/>
           <w:szCs w:val="26"/>
         </w:rPr>
-        <w:t xml:space="preserve">一、plan-2 引用、尚未取得的文獻（13 篇）</w:t>
+        <w:t xml:space="preserve">一、plan-2 引用、尚未取得的文獻（6 篇）</w:t>
       </w:r>
     </w:p>
     <w:p>
@@ -262,7 +262,7 @@
             <w:pPr>
               <w:spacing w:after="0"/>
             </w:pPr>
-            <w:hyperlink r:id="rId24">
+            <w:hyperlink r:id="rId17">
               <w:r>
                 <w:rPr>
                   <w:rFonts w:ascii="Calibri" w:hAnsi="Calibri" w:eastAsia="Microsoft JhengHei"/>
@@ -310,7 +310,7 @@
                 <w:sz w:val="17"/>
                 <w:szCs w:val="17"/>
               </w:rPr>
-              <w:t xml:space="preserve">Franke, Groeppel-Klein &amp; Müller (2023). Consumers' responses to virtual influencers as advertising endorsers: Novel and effective or uncanny and deceiving?</w:t>
+              <w:t xml:space="preserve">Gnewuch, Morana, Hinz, Kellner &amp; Maedche (2024). More than a bot? The impact of disclosing human involvement on customer interactions with hybrid service agents</w:t>
             </w:r>
           </w:p>
         </w:tc>
@@ -328,7 +328,7 @@
                 <w:sz w:val="17"/>
                 <w:szCs w:val="17"/>
               </w:rPr>
-              <w:t xml:space="preserve">Journal of Advertising（B 級）</w:t>
+              <w:t xml:space="preserve">Information Systems Research（A 級，FT50）</w:t>
             </w:r>
           </w:p>
         </w:tc>
@@ -358,103 +358,7 @@
             <w:pPr>
               <w:spacing w:after="0"/>
             </w:pPr>
-            <w:hyperlink r:id="rId25">
-              <w:r>
-                <w:rPr>
-                  <w:rFonts w:ascii="Calibri" w:hAnsi="Calibri" w:eastAsia="Microsoft JhengHei"/>
-                  <w:color w:val="0563C1"/>
-                  <w:sz w:val="17"/>
-                  <w:szCs w:val="17"/>
-                  <w:u w:val="single"/>
-                </w:rPr>
-                <w:t xml:space="preserve">https://doi.org/10.1080/00913367.2022.2154721</w:t>
-              </w:r>
-            </w:hyperlink>
-          </w:p>
-        </w:tc>
-      </w:tr>
-      <w:tr>
-        <w:tc>
-          <w:tcPr>
-            <w:tcW w:w="450" w:type="dxa"/>
-          </w:tcPr>
-          <w:p>
-            <w:pPr>
-              <w:spacing w:after="0"/>
-            </w:pPr>
-            <w:r>
-              <w:rPr>
-                <w:rFonts w:ascii="Calibri" w:hAnsi="Calibri" w:eastAsia="Microsoft JhengHei"/>
-                <w:sz w:val="17"/>
-                <w:szCs w:val="17"/>
-              </w:rPr>
-              <w:t xml:space="preserve">3</w:t>
-            </w:r>
-          </w:p>
-        </w:tc>
-        <w:tc>
-          <w:tcPr>
-            <w:tcW w:w="5900" w:type="dxa"/>
-          </w:tcPr>
-          <w:p>
-            <w:pPr>
-              <w:spacing w:after="0"/>
-            </w:pPr>
-            <w:r>
-              <w:rPr>
-                <w:rFonts w:ascii="Calibri" w:hAnsi="Calibri" w:eastAsia="Microsoft JhengHei"/>
-                <w:sz w:val="17"/>
-                <w:szCs w:val="17"/>
-              </w:rPr>
-              <w:t xml:space="preserve">Gnewuch, Morana, Hinz, Kellner &amp; Maedche (2024). More than a bot? The impact of disclosing human involvement on customer interactions with hybrid service agents</w:t>
-            </w:r>
-          </w:p>
-        </w:tc>
-        <w:tc>
-          <w:tcPr>
-            <w:tcW w:w="2700" w:type="dxa"/>
-          </w:tcPr>
-          <w:p>
-            <w:pPr>
-              <w:spacing w:after="0"/>
-            </w:pPr>
-            <w:r>
-              <w:rPr>
-                <w:rFonts w:ascii="Calibri" w:hAnsi="Calibri" w:eastAsia="Microsoft JhengHei"/>
-                <w:sz w:val="17"/>
-                <w:szCs w:val="17"/>
-              </w:rPr>
-              <w:t xml:space="preserve">Information Systems Research（A 級，FT50）</w:t>
-            </w:r>
-          </w:p>
-        </w:tc>
-        <w:tc>
-          <w:tcPr>
-            <w:tcW w:w="800" w:type="dxa"/>
-          </w:tcPr>
-          <w:p>
-            <w:pPr>
-              <w:spacing w:after="0"/>
-            </w:pPr>
-            <w:r>
-              <w:rPr>
-                <w:rFonts w:ascii="Calibri" w:hAnsi="Calibri" w:eastAsia="Microsoft JhengHei"/>
-                <w:sz w:val="17"/>
-                <w:szCs w:val="17"/>
-              </w:rPr>
-              <w:t xml:space="preserve">二</w:t>
-            </w:r>
-          </w:p>
-        </w:tc>
-        <w:tc>
-          <w:tcPr>
-            <w:tcW w:w="3950" w:type="dxa"/>
-          </w:tcPr>
-          <w:p>
-            <w:pPr>
-              <w:spacing w:after="0"/>
-            </w:pPr>
-            <w:hyperlink r:id="rId26">
+            <w:hyperlink r:id="rId18">
               <w:r>
                 <w:rPr>
                   <w:rFonts w:ascii="Calibri" w:hAnsi="Calibri" w:eastAsia="Microsoft JhengHei"/>
@@ -484,7 +388,7 @@
                 <w:sz w:val="17"/>
                 <w:szCs w:val="17"/>
               </w:rPr>
-              <w:t xml:space="preserve">4</w:t>
+              <w:t xml:space="preserve">3</w:t>
             </w:r>
           </w:p>
         </w:tc>
@@ -550,7 +454,7 @@
             <w:pPr>
               <w:spacing w:after="0"/>
             </w:pPr>
-            <w:hyperlink r:id="rId27">
+            <w:hyperlink r:id="rId19">
               <w:r>
                 <w:rPr>
                   <w:rFonts w:ascii="Calibri" w:hAnsi="Calibri" w:eastAsia="Microsoft JhengHei"/>
@@ -580,7 +484,7 @@
                 <w:sz w:val="17"/>
                 <w:szCs w:val="17"/>
               </w:rPr>
-              <w:t xml:space="preserve">5</w:t>
+              <w:t xml:space="preserve">4</w:t>
             </w:r>
           </w:p>
         </w:tc>
@@ -598,7 +502,7 @@
                 <w:sz w:val="17"/>
                 <w:szCs w:val="17"/>
               </w:rPr>
-              <w:t xml:space="preserve">Luo, Tong, Fang &amp; Qu (2019). Frontiers: Machines vs. humans: The impact of artificial intelligence chatbot disclosure on customer purchases</w:t>
+              <w:t xml:space="preserve">Oliver (1980). A cognitive model of the antecedents and consequences of satisfaction decisions</w:t>
             </w:r>
           </w:p>
         </w:tc>
@@ -616,7 +520,7 @@
                 <w:sz w:val="17"/>
                 <w:szCs w:val="17"/>
               </w:rPr>
-              <w:t xml:space="preserve">Marketing Science（理論基礎）</w:t>
+              <w:t xml:space="preserve">Journal of Marketing Research（理論基礎）</w:t>
             </w:r>
           </w:p>
         </w:tc>
@@ -634,7 +538,7 @@
                 <w:sz w:val="17"/>
                 <w:szCs w:val="17"/>
               </w:rPr>
-              <w:t xml:space="preserve">二</w:t>
+              <w:t xml:space="preserve">三</w:t>
             </w:r>
           </w:p>
         </w:tc>
@@ -646,583 +550,7 @@
             <w:pPr>
               <w:spacing w:after="0"/>
             </w:pPr>
-            <w:hyperlink r:id="rId28">
-              <w:r>
-                <w:rPr>
-                  <w:rFonts w:ascii="Calibri" w:hAnsi="Calibri" w:eastAsia="Microsoft JhengHei"/>
-                  <w:color w:val="0563C1"/>
-                  <w:sz w:val="17"/>
-                  <w:szCs w:val="17"/>
-                  <w:u w:val="single"/>
-                </w:rPr>
-                <w:t xml:space="preserve">https://doi.org/10.1287/mksc.2019.1192</w:t>
-              </w:r>
-            </w:hyperlink>
-          </w:p>
-        </w:tc>
-      </w:tr>
-      <w:tr>
-        <w:tc>
-          <w:tcPr>
-            <w:tcW w:w="450" w:type="dxa"/>
-          </w:tcPr>
-          <w:p>
-            <w:pPr>
-              <w:spacing w:after="0"/>
-            </w:pPr>
-            <w:r>
-              <w:rPr>
-                <w:rFonts w:ascii="Calibri" w:hAnsi="Calibri" w:eastAsia="Microsoft JhengHei"/>
-                <w:sz w:val="17"/>
-                <w:szCs w:val="17"/>
-              </w:rPr>
-              <w:t xml:space="preserve">6</w:t>
-            </w:r>
-          </w:p>
-        </w:tc>
-        <w:tc>
-          <w:tcPr>
-            <w:tcW w:w="5900" w:type="dxa"/>
-          </w:tcPr>
-          <w:p>
-            <w:pPr>
-              <w:spacing w:after="0"/>
-            </w:pPr>
-            <w:r>
-              <w:rPr>
-                <w:rFonts w:ascii="Calibri" w:hAnsi="Calibri" w:eastAsia="Microsoft JhengHei"/>
-                <w:sz w:val="17"/>
-                <w:szCs w:val="17"/>
-              </w:rPr>
-              <w:t xml:space="preserve">Huang &amp; Rust (2021). A strategic framework for artificial intelligence in marketing</w:t>
-            </w:r>
-          </w:p>
-        </w:tc>
-        <w:tc>
-          <w:tcPr>
-            <w:tcW w:w="2700" w:type="dxa"/>
-          </w:tcPr>
-          <w:p>
-            <w:pPr>
-              <w:spacing w:after="0"/>
-            </w:pPr>
-            <w:r>
-              <w:rPr>
-                <w:rFonts w:ascii="Calibri" w:hAnsi="Calibri" w:eastAsia="Microsoft JhengHei"/>
-                <w:sz w:val="17"/>
-                <w:szCs w:val="17"/>
-              </w:rPr>
-              <w:t xml:space="preserve">Journal of the Academy of Marketing Science（A 級，FT50）</w:t>
-            </w:r>
-          </w:p>
-        </w:tc>
-        <w:tc>
-          <w:tcPr>
-            <w:tcW w:w="800" w:type="dxa"/>
-          </w:tcPr>
-          <w:p>
-            <w:pPr>
-              <w:spacing w:after="0"/>
-            </w:pPr>
-            <w:r>
-              <w:rPr>
-                <w:rFonts w:ascii="Calibri" w:hAnsi="Calibri" w:eastAsia="Microsoft JhengHei"/>
-                <w:sz w:val="17"/>
-                <w:szCs w:val="17"/>
-              </w:rPr>
-              <w:t xml:space="preserve">一</w:t>
-            </w:r>
-          </w:p>
-        </w:tc>
-        <w:tc>
-          <w:tcPr>
-            <w:tcW w:w="3950" w:type="dxa"/>
-          </w:tcPr>
-          <w:p>
-            <w:pPr>
-              <w:spacing w:after="0"/>
-            </w:pPr>
-            <w:hyperlink r:id="rId29">
-              <w:r>
-                <w:rPr>
-                  <w:rFonts w:ascii="Calibri" w:hAnsi="Calibri" w:eastAsia="Microsoft JhengHei"/>
-                  <w:color w:val="0563C1"/>
-                  <w:sz w:val="17"/>
-                  <w:szCs w:val="17"/>
-                  <w:u w:val="single"/>
-                </w:rPr>
-                <w:t xml:space="preserve">https://doi.org/10.1007/s11747-020-00749-9</w:t>
-              </w:r>
-            </w:hyperlink>
-          </w:p>
-        </w:tc>
-      </w:tr>
-      <w:tr>
-        <w:tc>
-          <w:tcPr>
-            <w:tcW w:w="450" w:type="dxa"/>
-          </w:tcPr>
-          <w:p>
-            <w:pPr>
-              <w:spacing w:after="0"/>
-            </w:pPr>
-            <w:r>
-              <w:rPr>
-                <w:rFonts w:ascii="Calibri" w:hAnsi="Calibri" w:eastAsia="Microsoft JhengHei"/>
-                <w:sz w:val="17"/>
-                <w:szCs w:val="17"/>
-              </w:rPr>
-              <w:t xml:space="preserve">7</w:t>
-            </w:r>
-          </w:p>
-        </w:tc>
-        <w:tc>
-          <w:tcPr>
-            <w:tcW w:w="5900" w:type="dxa"/>
-          </w:tcPr>
-          <w:p>
-            <w:pPr>
-              <w:spacing w:after="0"/>
-            </w:pPr>
-            <w:r>
-              <w:rPr>
-                <w:rFonts w:ascii="Calibri" w:hAnsi="Calibri" w:eastAsia="Microsoft JhengHei"/>
-                <w:sz w:val="17"/>
-                <w:szCs w:val="17"/>
-              </w:rPr>
-              <w:t xml:space="preserve">Blut, Wang, Wünderlich &amp; Brock (2021). Understanding anthropomorphism in service provision: A meta-analysis of physical robots, chatbots, and other AI</w:t>
-            </w:r>
-          </w:p>
-        </w:tc>
-        <w:tc>
-          <w:tcPr>
-            <w:tcW w:w="2700" w:type="dxa"/>
-          </w:tcPr>
-          <w:p>
-            <w:pPr>
-              <w:spacing w:after="0"/>
-            </w:pPr>
-            <w:r>
-              <w:rPr>
-                <w:rFonts w:ascii="Calibri" w:hAnsi="Calibri" w:eastAsia="Microsoft JhengHei"/>
-                <w:sz w:val="17"/>
-                <w:szCs w:val="17"/>
-              </w:rPr>
-              <w:t xml:space="preserve">Journal of the Academy of Marketing Science（A 級，FT50）</w:t>
-            </w:r>
-          </w:p>
-        </w:tc>
-        <w:tc>
-          <w:tcPr>
-            <w:tcW w:w="800" w:type="dxa"/>
-          </w:tcPr>
-          <w:p>
-            <w:pPr>
-              <w:spacing w:after="0"/>
-            </w:pPr>
-            <w:r>
-              <w:rPr>
-                <w:rFonts w:ascii="Calibri" w:hAnsi="Calibri" w:eastAsia="Microsoft JhengHei"/>
-                <w:sz w:val="17"/>
-                <w:szCs w:val="17"/>
-              </w:rPr>
-              <w:t xml:space="preserve">三</w:t>
-            </w:r>
-          </w:p>
-        </w:tc>
-        <w:tc>
-          <w:tcPr>
-            <w:tcW w:w="3950" w:type="dxa"/>
-          </w:tcPr>
-          <w:p>
-            <w:pPr>
-              <w:spacing w:after="0"/>
-            </w:pPr>
-            <w:hyperlink r:id="rId30">
-              <w:r>
-                <w:rPr>
-                  <w:rFonts w:ascii="Calibri" w:hAnsi="Calibri" w:eastAsia="Microsoft JhengHei"/>
-                  <w:color w:val="0563C1"/>
-                  <w:sz w:val="17"/>
-                  <w:szCs w:val="17"/>
-                  <w:u w:val="single"/>
-                </w:rPr>
-                <w:t xml:space="preserve">https://doi.org/10.1007/s11747-020-00762-y</w:t>
-              </w:r>
-            </w:hyperlink>
-          </w:p>
-        </w:tc>
-      </w:tr>
-      <w:tr>
-        <w:tc>
-          <w:tcPr>
-            <w:tcW w:w="450" w:type="dxa"/>
-          </w:tcPr>
-          <w:p>
-            <w:pPr>
-              <w:spacing w:after="0"/>
-            </w:pPr>
-            <w:r>
-              <w:rPr>
-                <w:rFonts w:ascii="Calibri" w:hAnsi="Calibri" w:eastAsia="Microsoft JhengHei"/>
-                <w:sz w:val="17"/>
-                <w:szCs w:val="17"/>
-              </w:rPr>
-              <w:t xml:space="preserve">8</w:t>
-            </w:r>
-          </w:p>
-        </w:tc>
-        <w:tc>
-          <w:tcPr>
-            <w:tcW w:w="5900" w:type="dxa"/>
-          </w:tcPr>
-          <w:p>
-            <w:pPr>
-              <w:spacing w:after="0"/>
-            </w:pPr>
-            <w:r>
-              <w:rPr>
-                <w:rFonts w:ascii="Calibri" w:hAnsi="Calibri" w:eastAsia="Microsoft JhengHei"/>
-                <w:sz w:val="17"/>
-                <w:szCs w:val="17"/>
-              </w:rPr>
-              <w:t xml:space="preserve">Holthöwer &amp; van Doorn (2023). Robots do not judge: Service robots can alleviate embarrassment in service encounters</w:t>
-            </w:r>
-          </w:p>
-        </w:tc>
-        <w:tc>
-          <w:tcPr>
-            <w:tcW w:w="2700" w:type="dxa"/>
-          </w:tcPr>
-          <w:p>
-            <w:pPr>
-              <w:spacing w:after="0"/>
-            </w:pPr>
-            <w:r>
-              <w:rPr>
-                <w:rFonts w:ascii="Calibri" w:hAnsi="Calibri" w:eastAsia="Microsoft JhengHei"/>
-                <w:sz w:val="17"/>
-                <w:szCs w:val="17"/>
-              </w:rPr>
-              <w:t xml:space="preserve">Journal of the Academy of Marketing Science（A 級，FT50）</w:t>
-            </w:r>
-          </w:p>
-        </w:tc>
-        <w:tc>
-          <w:tcPr>
-            <w:tcW w:w="800" w:type="dxa"/>
-          </w:tcPr>
-          <w:p>
-            <w:pPr>
-              <w:spacing w:after="0"/>
-            </w:pPr>
-            <w:r>
-              <w:rPr>
-                <w:rFonts w:ascii="Calibri" w:hAnsi="Calibri" w:eastAsia="Microsoft JhengHei"/>
-                <w:sz w:val="17"/>
-                <w:szCs w:val="17"/>
-              </w:rPr>
-              <w:t xml:space="preserve">一</w:t>
-            </w:r>
-          </w:p>
-        </w:tc>
-        <w:tc>
-          <w:tcPr>
-            <w:tcW w:w="3950" w:type="dxa"/>
-          </w:tcPr>
-          <w:p>
-            <w:pPr>
-              <w:spacing w:after="0"/>
-            </w:pPr>
-            <w:hyperlink r:id="rId31">
-              <w:r>
-                <w:rPr>
-                  <w:rFonts w:ascii="Calibri" w:hAnsi="Calibri" w:eastAsia="Microsoft JhengHei"/>
-                  <w:color w:val="0563C1"/>
-                  <w:sz w:val="17"/>
-                  <w:szCs w:val="17"/>
-                  <w:u w:val="single"/>
-                </w:rPr>
-                <w:t xml:space="preserve">https://doi.org/10.1007/s11747-022-00862-x</w:t>
-              </w:r>
-            </w:hyperlink>
-          </w:p>
-        </w:tc>
-      </w:tr>
-      <w:tr>
-        <w:tc>
-          <w:tcPr>
-            <w:tcW w:w="450" w:type="dxa"/>
-          </w:tcPr>
-          <w:p>
-            <w:pPr>
-              <w:spacing w:after="0"/>
-            </w:pPr>
-            <w:r>
-              <w:rPr>
-                <w:rFonts w:ascii="Calibri" w:hAnsi="Calibri" w:eastAsia="Microsoft JhengHei"/>
-                <w:sz w:val="17"/>
-                <w:szCs w:val="17"/>
-              </w:rPr>
-              <w:t xml:space="preserve">9</w:t>
-            </w:r>
-          </w:p>
-        </w:tc>
-        <w:tc>
-          <w:tcPr>
-            <w:tcW w:w="5900" w:type="dxa"/>
-          </w:tcPr>
-          <w:p>
-            <w:pPr>
-              <w:spacing w:after="0"/>
-            </w:pPr>
-            <w:r>
-              <w:rPr>
-                <w:rFonts w:ascii="Calibri" w:hAnsi="Calibri" w:eastAsia="Microsoft JhengHei"/>
-                <w:sz w:val="17"/>
-                <w:szCs w:val="17"/>
-              </w:rPr>
-              <w:t xml:space="preserve">Kilwinger &amp; van Dam (2021). Methodological considerations on the means-end chain analysis revisited（待核對：頁碼）</w:t>
-            </w:r>
-          </w:p>
-        </w:tc>
-        <w:tc>
-          <w:tcPr>
-            <w:tcW w:w="2700" w:type="dxa"/>
-          </w:tcPr>
-          <w:p>
-            <w:pPr>
-              <w:spacing w:after="0"/>
-            </w:pPr>
-            <w:r>
-              <w:rPr>
-                <w:rFonts w:ascii="Calibri" w:hAnsi="Calibri" w:eastAsia="Microsoft JhengHei"/>
-                <w:sz w:val="17"/>
-                <w:szCs w:val="17"/>
-              </w:rPr>
-              <w:t xml:space="preserve">Psychology &amp; Marketing（B 級）</w:t>
-            </w:r>
-          </w:p>
-        </w:tc>
-        <w:tc>
-          <w:tcPr>
-            <w:tcW w:w="800" w:type="dxa"/>
-          </w:tcPr>
-          <w:p>
-            <w:pPr>
-              <w:spacing w:after="0"/>
-            </w:pPr>
-            <w:r>
-              <w:rPr>
-                <w:rFonts w:ascii="Calibri" w:hAnsi="Calibri" w:eastAsia="Microsoft JhengHei"/>
-                <w:sz w:val="17"/>
-                <w:szCs w:val="17"/>
-              </w:rPr>
-              <w:t xml:space="preserve">一</w:t>
-            </w:r>
-          </w:p>
-        </w:tc>
-        <w:tc>
-          <w:tcPr>
-            <w:tcW w:w="3950" w:type="dxa"/>
-          </w:tcPr>
-          <w:p>
-            <w:pPr>
-              <w:spacing w:after="0"/>
-            </w:pPr>
-            <w:hyperlink r:id="rId32">
-              <w:r>
-                <w:rPr>
-                  <w:rFonts w:ascii="Calibri" w:hAnsi="Calibri" w:eastAsia="Microsoft JhengHei"/>
-                  <w:color w:val="0563C1"/>
-                  <w:sz w:val="17"/>
-                  <w:szCs w:val="17"/>
-                  <w:u w:val="single"/>
-                </w:rPr>
-                <w:t xml:space="preserve">https://doi.org/10.1002/mar.21521</w:t>
-              </w:r>
-            </w:hyperlink>
-          </w:p>
-        </w:tc>
-      </w:tr>
-      <w:tr>
-        <w:tc>
-          <w:tcPr>
-            <w:tcW w:w="450" w:type="dxa"/>
-          </w:tcPr>
-          <w:p>
-            <w:pPr>
-              <w:spacing w:after="0"/>
-            </w:pPr>
-            <w:r>
-              <w:rPr>
-                <w:rFonts w:ascii="Calibri" w:hAnsi="Calibri" w:eastAsia="Microsoft JhengHei"/>
-                <w:sz w:val="17"/>
-                <w:szCs w:val="17"/>
-              </w:rPr>
-              <w:t xml:space="preserve">10</w:t>
-            </w:r>
-          </w:p>
-        </w:tc>
-        <w:tc>
-          <w:tcPr>
-            <w:tcW w:w="5900" w:type="dxa"/>
-          </w:tcPr>
-          <w:p>
-            <w:pPr>
-              <w:spacing w:after="0"/>
-            </w:pPr>
-            <w:r>
-              <w:rPr>
-                <w:rFonts w:ascii="Calibri" w:hAnsi="Calibri" w:eastAsia="Microsoft JhengHei"/>
-                <w:sz w:val="17"/>
-                <w:szCs w:val="17"/>
-              </w:rPr>
-              <w:t xml:space="preserve">Tsiros &amp; Mittal (2000). Regret: A model of its antecedents and consequences in consumer decision making</w:t>
-            </w:r>
-          </w:p>
-        </w:tc>
-        <w:tc>
-          <w:tcPr>
-            <w:tcW w:w="2700" w:type="dxa"/>
-          </w:tcPr>
-          <w:p>
-            <w:pPr>
-              <w:spacing w:after="0"/>
-            </w:pPr>
-            <w:r>
-              <w:rPr>
-                <w:rFonts w:ascii="Calibri" w:hAnsi="Calibri" w:eastAsia="Microsoft JhengHei"/>
-                <w:sz w:val="17"/>
-                <w:szCs w:val="17"/>
-              </w:rPr>
-              <w:t xml:space="preserve">Journal of Consumer Research（理論基礎）</w:t>
-            </w:r>
-          </w:p>
-        </w:tc>
-        <w:tc>
-          <w:tcPr>
-            <w:tcW w:w="800" w:type="dxa"/>
-          </w:tcPr>
-          <w:p>
-            <w:pPr>
-              <w:spacing w:after="0"/>
-            </w:pPr>
-            <w:r>
-              <w:rPr>
-                <w:rFonts w:ascii="Calibri" w:hAnsi="Calibri" w:eastAsia="Microsoft JhengHei"/>
-                <w:sz w:val="17"/>
-                <w:szCs w:val="17"/>
-              </w:rPr>
-              <w:t xml:space="preserve">二</w:t>
-            </w:r>
-          </w:p>
-        </w:tc>
-        <w:tc>
-          <w:tcPr>
-            <w:tcW w:w="3950" w:type="dxa"/>
-          </w:tcPr>
-          <w:p>
-            <w:pPr>
-              <w:spacing w:after="0"/>
-            </w:pPr>
-            <w:hyperlink r:id="rId33">
-              <w:r>
-                <w:rPr>
-                  <w:rFonts w:ascii="Calibri" w:hAnsi="Calibri" w:eastAsia="Microsoft JhengHei"/>
-                  <w:color w:val="0563C1"/>
-                  <w:sz w:val="17"/>
-                  <w:szCs w:val="17"/>
-                  <w:u w:val="single"/>
-                </w:rPr>
-                <w:t xml:space="preserve">https://doi.org/10.1086/209571</w:t>
-              </w:r>
-            </w:hyperlink>
-          </w:p>
-        </w:tc>
-      </w:tr>
-      <w:tr>
-        <w:tc>
-          <w:tcPr>
-            <w:tcW w:w="450" w:type="dxa"/>
-          </w:tcPr>
-          <w:p>
-            <w:pPr>
-              <w:spacing w:after="0"/>
-            </w:pPr>
-            <w:r>
-              <w:rPr>
-                <w:rFonts w:ascii="Calibri" w:hAnsi="Calibri" w:eastAsia="Microsoft JhengHei"/>
-                <w:sz w:val="17"/>
-                <w:szCs w:val="17"/>
-              </w:rPr>
-              <w:t xml:space="preserve">11</w:t>
-            </w:r>
-          </w:p>
-        </w:tc>
-        <w:tc>
-          <w:tcPr>
-            <w:tcW w:w="5900" w:type="dxa"/>
-          </w:tcPr>
-          <w:p>
-            <w:pPr>
-              <w:spacing w:after="0"/>
-            </w:pPr>
-            <w:r>
-              <w:rPr>
-                <w:rFonts w:ascii="Calibri" w:hAnsi="Calibri" w:eastAsia="Microsoft JhengHei"/>
-                <w:sz w:val="17"/>
-                <w:szCs w:val="17"/>
-              </w:rPr>
-              <w:t xml:space="preserve">Oliver (1980). A cognitive model of the antecedents and consequences of satisfaction decisions</w:t>
-            </w:r>
-          </w:p>
-        </w:tc>
-        <w:tc>
-          <w:tcPr>
-            <w:tcW w:w="2700" w:type="dxa"/>
-          </w:tcPr>
-          <w:p>
-            <w:pPr>
-              <w:spacing w:after="0"/>
-            </w:pPr>
-            <w:r>
-              <w:rPr>
-                <w:rFonts w:ascii="Calibri" w:hAnsi="Calibri" w:eastAsia="Microsoft JhengHei"/>
-                <w:sz w:val="17"/>
-                <w:szCs w:val="17"/>
-              </w:rPr>
-              <w:t xml:space="preserve">Journal of Marketing Research（理論基礎）</w:t>
-            </w:r>
-          </w:p>
-        </w:tc>
-        <w:tc>
-          <w:tcPr>
-            <w:tcW w:w="800" w:type="dxa"/>
-          </w:tcPr>
-          <w:p>
-            <w:pPr>
-              <w:spacing w:after="0"/>
-            </w:pPr>
-            <w:r>
-              <w:rPr>
-                <w:rFonts w:ascii="Calibri" w:hAnsi="Calibri" w:eastAsia="Microsoft JhengHei"/>
-                <w:sz w:val="17"/>
-                <w:szCs w:val="17"/>
-              </w:rPr>
-              <w:t xml:space="preserve">三</w:t>
-            </w:r>
-          </w:p>
-        </w:tc>
-        <w:tc>
-          <w:tcPr>
-            <w:tcW w:w="3950" w:type="dxa"/>
-          </w:tcPr>
-          <w:p>
-            <w:pPr>
-              <w:spacing w:after="0"/>
-            </w:pPr>
-            <w:hyperlink r:id="rId34">
+            <w:hyperlink r:id="rId20">
               <w:r>
                 <w:rPr>
                   <w:rFonts w:ascii="Calibri" w:hAnsi="Calibri" w:eastAsia="Microsoft JhengHei"/>
@@ -1252,7 +580,7 @@
                 <w:sz w:val="17"/>
                 <w:szCs w:val="17"/>
               </w:rPr>
-              <w:t xml:space="preserve">12</w:t>
+              <w:t xml:space="preserve">5</w:t>
             </w:r>
           </w:p>
         </w:tc>
@@ -1318,7 +646,7 @@
             <w:pPr>
               <w:spacing w:after="0"/>
             </w:pPr>
-            <w:hyperlink r:id="rId35">
+            <w:hyperlink r:id="rId21">
               <w:r>
                 <w:rPr>
                   <w:rFonts w:ascii="Calibri" w:hAnsi="Calibri" w:eastAsia="Microsoft JhengHei"/>
@@ -1348,7 +676,7 @@
                 <w:sz w:val="17"/>
                 <w:szCs w:val="17"/>
               </w:rPr>
-              <w:t xml:space="preserve">13</w:t>
+              <w:t xml:space="preserve">6</w:t>
             </w:r>
           </w:p>
         </w:tc>
@@ -1414,7 +742,7 @@
             <w:pPr>
               <w:spacing w:after="0"/>
             </w:pPr>
-            <w:hyperlink r:id="rId36">
+            <w:hyperlink r:id="rId22">
               <w:r>
                 <w:rPr>
                   <w:rFonts w:ascii="Calibri" w:hAnsi="Calibri" w:eastAsia="Microsoft JhengHei"/>
@@ -1662,7 +990,7 @@
             <w:pPr>
               <w:spacing w:after="0"/>
             </w:pPr>
-            <w:hyperlink r:id="rId37">
+            <w:hyperlink r:id="rId23">
               <w:r>
                 <w:rPr>
                   <w:rFonts w:ascii="Calibri" w:hAnsi="Calibri" w:eastAsia="Microsoft JhengHei"/>
@@ -1702,7 +1030,7 @@
           <w:sz w:val="26"/>
           <w:szCs w:val="26"/>
         </w:rPr>
-        <w:t xml:space="preserve">二、系統性文獻回顧：保留候選、尚未下載（3 篇）</w:t>
+        <w:t xml:space="preserve">二、系統性文獻回顧：保留候選、尚未下載（0 篇）</w:t>
       </w:r>
     </w:p>
     <w:p>
@@ -1715,7 +1043,7 @@
           <w:sz w:val="21"/>
           <w:szCs w:val="21"/>
         </w:rPr>
-        <w:t xml:space="preserve">以下文獻與主題相關，計畫書未引用，建議下載以供正式回顧時全文篩選。另有 13 篇保留候選已下載並歸檔（見第四節）。</w:t>
+        <w:t xml:space="preserve">以下文獻與主題相關，計畫書未引用，建議下載以供正式回顧時全文篩選。另有 16 篇保留候選已下載並歸檔（見第四節）。</w:t>
       </w:r>
     </w:p>
     <w:tbl>
@@ -1819,240 +1147,6 @@
               </w:rPr>
               <w:t xml:space="preserve">連結</w:t>
             </w:r>
-          </w:p>
-        </w:tc>
-      </w:tr>
-      <w:tr>
-        <w:tc>
-          <w:tcPr>
-            <w:tcW w:w="450" w:type="dxa"/>
-          </w:tcPr>
-          <w:p>
-            <w:pPr>
-              <w:spacing w:after="0"/>
-            </w:pPr>
-            <w:r>
-              <w:rPr>
-                <w:rFonts w:ascii="Calibri" w:hAnsi="Calibri" w:eastAsia="Microsoft JhengHei"/>
-                <w:sz w:val="17"/>
-                <w:szCs w:val="17"/>
-              </w:rPr>
-              <w:t xml:space="preserve">1</w:t>
-            </w:r>
-          </w:p>
-        </w:tc>
-        <w:tc>
-          <w:tcPr>
-            <w:tcW w:w="6300" w:type="dxa"/>
-          </w:tcPr>
-          <w:p>
-            <w:pPr>
-              <w:spacing w:after="0"/>
-            </w:pPr>
-            <w:r>
-              <w:rPr>
-                <w:rFonts w:ascii="Calibri" w:hAnsi="Calibri" w:eastAsia="Microsoft JhengHei"/>
-                <w:sz w:val="17"/>
-                <w:szCs w:val="17"/>
-              </w:rPr>
-              <w:t xml:space="preserve">Expectancy violations and discontinuance behavior in live-streaming commerce: Exploring human interactions with virtual streamers（PMC 收錄）</w:t>
-            </w:r>
-          </w:p>
-        </w:tc>
-        <w:tc>
-          <w:tcPr>
-            <w:tcW w:w="2600" w:type="dxa"/>
-          </w:tcPr>
-          <w:p>
-            <w:pPr>
-              <w:spacing w:after="0"/>
-            </w:pPr>
-            <w:r>
-              <w:rPr>
-                <w:rFonts w:ascii="Calibri" w:hAnsi="Calibri" w:eastAsia="Microsoft JhengHei"/>
-                <w:sz w:val="17"/>
-                <w:szCs w:val="17"/>
-              </w:rPr>
-              <w:t xml:space="preserve">相關，期刊等級待確認</w:t>
-            </w:r>
-          </w:p>
-        </w:tc>
-        <w:tc>
-          <w:tcPr>
-            <w:tcW w:w="4450" w:type="dxa"/>
-          </w:tcPr>
-          <w:p>
-            <w:pPr>
-              <w:spacing w:after="0"/>
-            </w:pPr>
-            <w:hyperlink r:id="rId38">
-              <w:r>
-                <w:rPr>
-                  <w:rFonts w:ascii="Calibri" w:hAnsi="Calibri" w:eastAsia="Microsoft JhengHei"/>
-                  <w:color w:val="0563C1"/>
-                  <w:sz w:val="17"/>
-                  <w:szCs w:val="17"/>
-                  <w:u w:val="single"/>
-                </w:rPr>
-                <w:t xml:space="preserve">https://www.ncbi.nlm.nih.gov/pmc/articles/PMC11505004/</w:t>
-              </w:r>
-            </w:hyperlink>
-          </w:p>
-        </w:tc>
-      </w:tr>
-      <w:tr>
-        <w:tc>
-          <w:tcPr>
-            <w:tcW w:w="450" w:type="dxa"/>
-          </w:tcPr>
-          <w:p>
-            <w:pPr>
-              <w:spacing w:after="0"/>
-            </w:pPr>
-            <w:r>
-              <w:rPr>
-                <w:rFonts w:ascii="Calibri" w:hAnsi="Calibri" w:eastAsia="Microsoft JhengHei"/>
-                <w:sz w:val="17"/>
-                <w:szCs w:val="17"/>
-              </w:rPr>
-              <w:t xml:space="preserve">2</w:t>
-            </w:r>
-          </w:p>
-        </w:tc>
-        <w:tc>
-          <w:tcPr>
-            <w:tcW w:w="6300" w:type="dxa"/>
-          </w:tcPr>
-          <w:p>
-            <w:pPr>
-              <w:spacing w:after="0"/>
-            </w:pPr>
-            <w:r>
-              <w:rPr>
-                <w:rFonts w:ascii="Calibri" w:hAnsi="Calibri" w:eastAsia="Microsoft JhengHei"/>
-                <w:sz w:val="17"/>
-                <w:szCs w:val="17"/>
-              </w:rPr>
-              <w:t xml:space="preserve">Lu &amp; Li — AI vs. human streamers: How digital agents shape consumer persuasion processing in live-streaming commerce（Journal of Theoretical and Applied Electronic Commerce Research, 21(6), 2026）</w:t>
-            </w:r>
-          </w:p>
-        </w:tc>
-        <w:tc>
-          <w:tcPr>
-            <w:tcW w:w="2600" w:type="dxa"/>
-          </w:tcPr>
-          <w:p>
-            <w:pPr>
-              <w:spacing w:after="0"/>
-            </w:pPr>
-            <w:r>
-              <w:rPr>
-                <w:rFonts w:ascii="Calibri" w:hAnsi="Calibri" w:eastAsia="Microsoft JhengHei"/>
-                <w:sz w:val="17"/>
-                <w:szCs w:val="17"/>
-              </w:rPr>
-              <w:t xml:space="preserve">與第二階段說服知識假說直接相關，待全文篩選</w:t>
-            </w:r>
-          </w:p>
-        </w:tc>
-        <w:tc>
-          <w:tcPr>
-            <w:tcW w:w="4450" w:type="dxa"/>
-          </w:tcPr>
-          <w:p>
-            <w:pPr>
-              <w:spacing w:after="0"/>
-            </w:pPr>
-            <w:hyperlink r:id="rId39">
-              <w:r>
-                <w:rPr>
-                  <w:rFonts w:ascii="Calibri" w:hAnsi="Calibri" w:eastAsia="Microsoft JhengHei"/>
-                  <w:color w:val="0563C1"/>
-                  <w:sz w:val="17"/>
-                  <w:szCs w:val="17"/>
-                  <w:u w:val="single"/>
-                </w:rPr>
-                <w:t xml:space="preserve">https://www.citedrive.com/en/discovery/ai-vs-human-streamers-how-digital-agents-shape-consumer-persuasion-processing-in-live-streaming-commerce/</w:t>
-              </w:r>
-            </w:hyperlink>
-          </w:p>
-        </w:tc>
-      </w:tr>
-      <w:tr>
-        <w:tc>
-          <w:tcPr>
-            <w:tcW w:w="450" w:type="dxa"/>
-          </w:tcPr>
-          <w:p>
-            <w:pPr>
-              <w:spacing w:after="0"/>
-            </w:pPr>
-            <w:r>
-              <w:rPr>
-                <w:rFonts w:ascii="Calibri" w:hAnsi="Calibri" w:eastAsia="Microsoft JhengHei"/>
-                <w:sz w:val="17"/>
-                <w:szCs w:val="17"/>
-              </w:rPr>
-              <w:t xml:space="preserve">3</w:t>
-            </w:r>
-          </w:p>
-        </w:tc>
-        <w:tc>
-          <w:tcPr>
-            <w:tcW w:w="6300" w:type="dxa"/>
-          </w:tcPr>
-          <w:p>
-            <w:pPr>
-              <w:spacing w:after="0"/>
-            </w:pPr>
-            <w:r>
-              <w:rPr>
-                <w:rFonts w:ascii="Calibri" w:hAnsi="Calibri" w:eastAsia="Microsoft JhengHei"/>
-                <w:sz w:val="17"/>
-                <w:szCs w:val="17"/>
-              </w:rPr>
-              <w:t xml:space="preserve">Zhou &amp; Li — Virtual AI streaming, trust, flow and impulsive purchase（Journal of Theoretical and Applied Electronic Commerce Research, 20(3), 204, 2025）</w:t>
-            </w:r>
-          </w:p>
-        </w:tc>
-        <w:tc>
-          <w:tcPr>
-            <w:tcW w:w="2600" w:type="dxa"/>
-          </w:tcPr>
-          <w:p>
-            <w:pPr>
-              <w:spacing w:after="0"/>
-            </w:pPr>
-            <w:r>
-              <w:rPr>
-                <w:rFonts w:ascii="Calibri" w:hAnsi="Calibri" w:eastAsia="Microsoft JhengHei"/>
-                <w:sz w:val="17"/>
-                <w:szCs w:val="17"/>
-              </w:rPr>
-              <w:t xml:space="preserve">相關，待全文篩選</w:t>
-            </w:r>
-          </w:p>
-        </w:tc>
-        <w:tc>
-          <w:tcPr>
-            <w:tcW w:w="4450" w:type="dxa"/>
-          </w:tcPr>
-          <w:p>
-            <w:pPr>
-              <w:spacing w:after="0"/>
-            </w:pPr>
-            <w:hyperlink r:id="rId40">
-              <w:r>
-                <w:rPr>
-                  <w:rFonts w:ascii="Calibri" w:hAnsi="Calibri" w:eastAsia="Microsoft JhengHei"/>
-                  <w:color w:val="0563C1"/>
-                  <w:sz w:val="17"/>
-                  <w:szCs w:val="17"/>
-                  <w:u w:val="single"/>
-                </w:rPr>
-                <w:t xml:space="preserve">https://www.mdpi.com/0718-1876/20/3/204</w:t>
-              </w:r>
-            </w:hyperlink>
           </w:p>
         </w:tc>
       </w:tr>
@@ -3253,7 +2347,7 @@
           <w:sz w:val="26"/>
           <w:szCs w:val="26"/>
         </w:rPr>
-        <w:t xml:space="preserve">四、系統性文獻回顧：保留候選、已下載並歸檔（13 篇）</w:t>
+        <w:t xml:space="preserve">四、系統性文獻回顧：保留候選、已下載並歸檔（16 篇）</w:t>
       </w:r>
     </w:p>
     <w:p>
@@ -3494,6 +2588,62 @@
                 <w:sz w:val="17"/>
                 <w:szCs w:val="17"/>
               </w:rPr>
+              <w:t xml:space="preserve">Chen &amp; Li — Expectancy violations and discontinuance behavior in live-streaming commerce: Exploring human interactions with virtual streamers（Behavioral Sciences, 14, 920, 2024）</w:t>
+            </w:r>
+          </w:p>
+        </w:tc>
+        <w:tc>
+          <w:tcPr>
+            <w:tcW w:w="3750" w:type="dxa"/>
+          </w:tcPr>
+          <w:p>
+            <w:pPr>
+              <w:spacing w:after="0"/>
+            </w:pPr>
+            <w:r>
+              <w:rPr>
+                <w:rFonts w:ascii="Calibri" w:hAnsi="Calibri" w:eastAsia="Microsoft JhengHei"/>
+                <w:sz w:val="17"/>
+                <w:szCs w:val="17"/>
+              </w:rPr>
+              <w:t xml:space="preserve">1. 主題一 創新發展</w:t>
+            </w:r>
+          </w:p>
+        </w:tc>
+      </w:tr>
+      <w:tr>
+        <w:tc>
+          <w:tcPr>
+            <w:tcW w:w="450" w:type="dxa"/>
+          </w:tcPr>
+          <w:p>
+            <w:pPr>
+              <w:spacing w:after="0"/>
+            </w:pPr>
+            <w:r>
+              <w:rPr>
+                <w:rFonts w:ascii="Calibri" w:hAnsi="Calibri" w:eastAsia="Microsoft JhengHei"/>
+                <w:sz w:val="17"/>
+                <w:szCs w:val="17"/>
+              </w:rPr>
+              <w:t xml:space="preserve">4</w:t>
+            </w:r>
+          </w:p>
+        </w:tc>
+        <w:tc>
+          <w:tcPr>
+            <w:tcW w:w="9600" w:type="dxa"/>
+          </w:tcPr>
+          <w:p>
+            <w:pPr>
+              <w:spacing w:after="0"/>
+            </w:pPr>
+            <w:r>
+              <w:rPr>
+                <w:rFonts w:ascii="Calibri" w:hAnsi="Calibri" w:eastAsia="Microsoft JhengHei"/>
+                <w:sz w:val="17"/>
+                <w:szCs w:val="17"/>
+              </w:rPr>
               <w:t xml:space="preserve">Ji — Influence of virtual live streamers' credibility on online sales performance（SAGE Open, 2024）</w:t>
             </w:r>
           </w:p>
@@ -3532,7 +2682,7 @@
                 <w:sz w:val="17"/>
                 <w:szCs w:val="17"/>
               </w:rPr>
-              <w:t xml:space="preserve">4</w:t>
+              <w:t xml:space="preserve">5</w:t>
             </w:r>
           </w:p>
         </w:tc>
@@ -3550,6 +2700,118 @@
                 <w:sz w:val="17"/>
                 <w:szCs w:val="17"/>
               </w:rPr>
+              <w:t xml:space="preserve">Lu &amp; Li — AI vs. human streamers: How digital agents shape consumer persuasion processing in live streaming commerce（Journal of Theoretical and Applied Electronic Commerce Research, 21, 195, 2026）</w:t>
+            </w:r>
+          </w:p>
+        </w:tc>
+        <w:tc>
+          <w:tcPr>
+            <w:tcW w:w="3750" w:type="dxa"/>
+          </w:tcPr>
+          <w:p>
+            <w:pPr>
+              <w:spacing w:after="0"/>
+            </w:pPr>
+            <w:r>
+              <w:rPr>
+                <w:rFonts w:ascii="Calibri" w:hAnsi="Calibri" w:eastAsia="Microsoft JhengHei"/>
+                <w:sz w:val="17"/>
+                <w:szCs w:val="17"/>
+              </w:rPr>
+              <w:t xml:space="preserve">1. 主題一 創新發展</w:t>
+            </w:r>
+          </w:p>
+        </w:tc>
+      </w:tr>
+      <w:tr>
+        <w:tc>
+          <w:tcPr>
+            <w:tcW w:w="450" w:type="dxa"/>
+          </w:tcPr>
+          <w:p>
+            <w:pPr>
+              <w:spacing w:after="0"/>
+            </w:pPr>
+            <w:r>
+              <w:rPr>
+                <w:rFonts w:ascii="Calibri" w:hAnsi="Calibri" w:eastAsia="Microsoft JhengHei"/>
+                <w:sz w:val="17"/>
+                <w:szCs w:val="17"/>
+              </w:rPr>
+              <w:t xml:space="preserve">6</w:t>
+            </w:r>
+          </w:p>
+        </w:tc>
+        <w:tc>
+          <w:tcPr>
+            <w:tcW w:w="9600" w:type="dxa"/>
+          </w:tcPr>
+          <w:p>
+            <w:pPr>
+              <w:spacing w:after="0"/>
+            </w:pPr>
+            <w:r>
+              <w:rPr>
+                <w:rFonts w:ascii="Calibri" w:hAnsi="Calibri" w:eastAsia="Microsoft JhengHei"/>
+                <w:sz w:val="17"/>
+                <w:szCs w:val="17"/>
+              </w:rPr>
+              <w:t xml:space="preserve">Zhou &amp; Li — Examining consumer impulsive purchase intention in virtual AI streaming: A S-O-R perspective（Journal of Theoretical and Applied Electronic Commerce Research, 20, 204, 2025）</w:t>
+            </w:r>
+          </w:p>
+        </w:tc>
+        <w:tc>
+          <w:tcPr>
+            <w:tcW w:w="3750" w:type="dxa"/>
+          </w:tcPr>
+          <w:p>
+            <w:pPr>
+              <w:spacing w:after="0"/>
+            </w:pPr>
+            <w:r>
+              <w:rPr>
+                <w:rFonts w:ascii="Calibri" w:hAnsi="Calibri" w:eastAsia="Microsoft JhengHei"/>
+                <w:sz w:val="17"/>
+                <w:szCs w:val="17"/>
+              </w:rPr>
+              <w:t xml:space="preserve">1. 主題一 創新發展</w:t>
+            </w:r>
+          </w:p>
+        </w:tc>
+      </w:tr>
+      <w:tr>
+        <w:tc>
+          <w:tcPr>
+            <w:tcW w:w="450" w:type="dxa"/>
+          </w:tcPr>
+          <w:p>
+            <w:pPr>
+              <w:spacing w:after="0"/>
+            </w:pPr>
+            <w:r>
+              <w:rPr>
+                <w:rFonts w:ascii="Calibri" w:hAnsi="Calibri" w:eastAsia="Microsoft JhengHei"/>
+                <w:sz w:val="17"/>
+                <w:szCs w:val="17"/>
+              </w:rPr>
+              <w:t xml:space="preserve">7</w:t>
+            </w:r>
+          </w:p>
+        </w:tc>
+        <w:tc>
+          <w:tcPr>
+            <w:tcW w:w="9600" w:type="dxa"/>
+          </w:tcPr>
+          <w:p>
+            <w:pPr>
+              <w:spacing w:after="0"/>
+            </w:pPr>
+            <w:r>
+              <w:rPr>
+                <w:rFonts w:ascii="Calibri" w:hAnsi="Calibri" w:eastAsia="Microsoft JhengHei"/>
+                <w:sz w:val="17"/>
+                <w:szCs w:val="17"/>
+              </w:rPr>
               <w:t xml:space="preserve">Zheng, Wang, Dou &amp; Ling — The marketing effects of live streaming in online marketplaces（Information &amp; Management, 63, 104288, 2026）</w:t>
             </w:r>
           </w:p>
@@ -3588,7 +2850,7 @@
                 <w:sz w:val="17"/>
                 <w:szCs w:val="17"/>
               </w:rPr>
-              <w:t xml:space="preserve">5</w:t>
+              <w:t xml:space="preserve">8</w:t>
             </w:r>
           </w:p>
         </w:tc>
@@ -3644,7 +2906,7 @@
                 <w:sz w:val="17"/>
                 <w:szCs w:val="17"/>
               </w:rPr>
-              <w:t xml:space="preserve">6</w:t>
+              <w:t xml:space="preserve">9</w:t>
             </w:r>
           </w:p>
         </w:tc>
@@ -3700,7 +2962,7 @@
                 <w:sz w:val="17"/>
                 <w:szCs w:val="17"/>
               </w:rPr>
-              <w:t xml:space="preserve">7</w:t>
+              <w:t xml:space="preserve">10</w:t>
             </w:r>
           </w:p>
         </w:tc>
@@ -3756,7 +3018,7 @@
                 <w:sz w:val="17"/>
                 <w:szCs w:val="17"/>
               </w:rPr>
-              <w:t xml:space="preserve">8</w:t>
+              <w:t xml:space="preserve">11</w:t>
             </w:r>
           </w:p>
         </w:tc>
@@ -3812,7 +3074,7 @@
                 <w:sz w:val="17"/>
                 <w:szCs w:val="17"/>
               </w:rPr>
-              <w:t xml:space="preserve">9</w:t>
+              <w:t xml:space="preserve">12</w:t>
             </w:r>
           </w:p>
         </w:tc>
@@ -3868,7 +3130,7 @@
                 <w:sz w:val="17"/>
                 <w:szCs w:val="17"/>
               </w:rPr>
-              <w:t xml:space="preserve">10</w:t>
+              <w:t xml:space="preserve">13</w:t>
             </w:r>
           </w:p>
         </w:tc>
@@ -3924,7 +3186,7 @@
                 <w:sz w:val="17"/>
                 <w:szCs w:val="17"/>
               </w:rPr>
-              <w:t xml:space="preserve">11</w:t>
+              <w:t xml:space="preserve">14</w:t>
             </w:r>
           </w:p>
         </w:tc>
@@ -3980,7 +3242,7 @@
                 <w:sz w:val="17"/>
                 <w:szCs w:val="17"/>
               </w:rPr>
-              <w:t xml:space="preserve">12</w:t>
+              <w:t xml:space="preserve">15</w:t>
             </w:r>
           </w:p>
         </w:tc>
@@ -4036,7 +3298,7 @@
                 <w:sz w:val="17"/>
                 <w:szCs w:val="17"/>
               </w:rPr>
-              <w:t xml:space="preserve">13</w:t>
+              <w:t xml:space="preserve">16</w:t>
             </w:r>
           </w:p>
         </w:tc>

--- a/Plan_fen/plan-2/plan-2_待下載文獻清單.docx
+++ b/Plan_fen/plan-2/plan-2_待下載文獻清單.docx
@@ -26,7 +26,7 @@
           <w:sz w:val="21"/>
           <w:szCs w:val="21"/>
         </w:rPr>
-        <w:t xml:space="preserve">計畫書「plan-2_兩年期研究計畫書.docx」參考文獻共 76 篇，其中 70 篇已存放於主題資料夾，6 篇尚未取得。書目資料已以網路檢索比對出版社頁面、RePEc／大學典藏或期刊新聞稿（本工作環境無法連線 Crossref 與 doi.org）；標示「待核對」者，請於下載時以出版社頁面確認後告知，以便更新計畫書。下載後放進 External References 資料夾即可，之後重新產出計畫書時，引用超連結會改連到本地 PDF。</w:t>
+        <w:t xml:space="preserve">計畫書「plan-2_兩年期研究計畫書.docx」參考文獻共 89 篇，其中 83 篇已存放於主題資料夾，6 篇尚未取得。書目資料已以網路檢索比對出版社頁面、RePEc／大學典藏或期刊新聞稿（本工作環境無法連線 Crossref 與 doi.org）；標示「待核對」者，請於下載時以出版社頁面確認後告知，以便更新計畫書。下載後放進 External References 資料夾即可，之後重新產出計畫書時，引用超連結會改連到本地 PDF。</w:t>
       </w:r>
     </w:p>
     <w:p>
@@ -1030,7 +1030,7 @@
           <w:sz w:val="26"/>
           <w:szCs w:val="26"/>
         </w:rPr>
-        <w:t xml:space="preserve">二、系統性文獻回顧：保留候選、尚未下載（0 篇）</w:t>
+        <w:t xml:space="preserve">二、系統性文獻回顧：保留候選（0 篇尚未下載）</w:t>
       </w:r>
     </w:p>
     <w:p>
@@ -1043,7 +1043,21 @@
           <w:sz w:val="21"/>
           <w:szCs w:val="21"/>
         </w:rPr>
-        <w:t xml:space="preserve">以下文獻與主題相關，計畫書未引用，建議下載以供正式回顧時全文篩選。另有 16 篇保留候選已下載並歸檔（見第四節）。</w:t>
+        <w:t xml:space="preserve">保留候選 16 篇均已下載並完成全文篩選，結果見第四節。</w:t>
+      </w:r>
+    </w:p>
+    <w:p>
+      <w:pPr>
+        <w:spacing w:after="120"/>
+      </w:pPr>
+      <w:r>
+        <w:rPr>
+          <w:rFonts w:ascii="Calibri" w:hAnsi="Calibri" w:eastAsia="Microsoft JhengHei"/>
+          <w:b/>
+          <w:sz w:val="26"/>
+          <w:szCs w:val="26"/>
+        </w:rPr>
+        <w:t xml:space="preserve">三、系統性文獻回顧：排除紀錄（網路檢索 12 篇、主題資料夾 10 篇）</w:t>
       </w:r>
     </w:p>
     <w:tbl>
@@ -1061,14 +1075,10 @@
       </w:tblPr>
       <w:tblGrid>
         <w:gridCol w:w="450"/>
-        <w:gridCol w:w="6300"/>
-        <w:gridCol w:w="2600"/>
-        <w:gridCol w:w="4450"/>
+        <w:gridCol w:w="8600"/>
+        <w:gridCol w:w="4750"/>
       </w:tblGrid>
       <w:tr>
-        <w:trPr>
-          <w:tblHeader/>
-        </w:trPr>
         <w:tc>
           <w:tcPr>
             <w:tcW w:w="450" w:type="dxa"/>
@@ -1091,7 +1101,7 @@
         </w:tc>
         <w:tc>
           <w:tcPr>
-            <w:tcW w:w="6300" w:type="dxa"/>
+            <w:tcW w:w="8600" w:type="dxa"/>
             <w:shd w:val="clear" w:color="auto" w:fill="E7E6E6"/>
           </w:tcPr>
           <w:p>
@@ -1111,7 +1121,7 @@
         </w:tc>
         <w:tc>
           <w:tcPr>
-            <w:tcW w:w="2600" w:type="dxa"/>
+            <w:tcW w:w="4750" w:type="dxa"/>
             <w:shd w:val="clear" w:color="auto" w:fill="E7E6E6"/>
           </w:tcPr>
           <w:p>
@@ -1125,27 +1135,1239 @@
                 <w:sz w:val="17"/>
                 <w:szCs w:val="17"/>
               </w:rPr>
-              <w:t xml:space="preserve">保留理由</w:t>
-            </w:r>
-          </w:p>
-        </w:tc>
-        <w:tc>
-          <w:tcPr>
-            <w:tcW w:w="4450" w:type="dxa"/>
-            <w:shd w:val="clear" w:color="auto" w:fill="E7E6E6"/>
-          </w:tcPr>
-          <w:p>
-            <w:pPr>
-              <w:spacing w:after="0"/>
-            </w:pPr>
-            <w:r>
-              <w:rPr>
-                <w:rFonts w:ascii="Calibri" w:hAnsi="Calibri" w:eastAsia="Microsoft JhengHei"/>
-                <w:b/>
-                <w:sz w:val="17"/>
-                <w:szCs w:val="17"/>
-              </w:rPr>
-              <w:t xml:space="preserve">連結</w:t>
+              <w:t xml:space="preserve">排除理由</w:t>
+            </w:r>
+          </w:p>
+        </w:tc>
+      </w:tr>
+      <w:tr>
+        <w:tc>
+          <w:tcPr>
+            <w:tcW w:w="450" w:type="dxa"/>
+          </w:tcPr>
+          <w:p>
+            <w:pPr>
+              <w:spacing w:after="0"/>
+            </w:pPr>
+            <w:r>
+              <w:rPr>
+                <w:rFonts w:ascii="Calibri" w:hAnsi="Calibri" w:eastAsia="Microsoft JhengHei"/>
+                <w:sz w:val="17"/>
+                <w:szCs w:val="17"/>
+              </w:rPr>
+              <w:t xml:space="preserve">1</w:t>
+            </w:r>
+          </w:p>
+        </w:tc>
+        <w:tc>
+          <w:tcPr>
+            <w:tcW w:w="8600" w:type="dxa"/>
+          </w:tcPr>
+          <w:p>
+            <w:pPr>
+              <w:spacing w:after="0"/>
+            </w:pPr>
+            <w:r>
+              <w:rPr>
+                <w:rFonts w:ascii="Calibri" w:hAnsi="Calibri" w:eastAsia="Microsoft JhengHei"/>
+                <w:sz w:val="17"/>
+                <w:szCs w:val="17"/>
+              </w:rPr>
+              <w:t xml:space="preserve">Whether and how to introduce AI-driven virtual streamers: Selling mode selection in live streaming commerce（Electronic Commerce Research, 2025）</w:t>
+            </w:r>
+          </w:p>
+        </w:tc>
+        <w:tc>
+          <w:tcPr>
+            <w:tcW w:w="4750" w:type="dxa"/>
+          </w:tcPr>
+          <w:p>
+            <w:pPr>
+              <w:spacing w:after="0"/>
+            </w:pPr>
+            <w:r>
+              <w:rPr>
+                <w:rFonts w:ascii="Calibri" w:hAnsi="Calibri" w:eastAsia="Microsoft JhengHei"/>
+                <w:sz w:val="17"/>
+                <w:szCs w:val="17"/>
+              </w:rPr>
+              <w:t xml:space="preserve">分析式模型，未量測消費者反應</w:t>
+            </w:r>
+          </w:p>
+        </w:tc>
+      </w:tr>
+      <w:tr>
+        <w:tc>
+          <w:tcPr>
+            <w:tcW w:w="450" w:type="dxa"/>
+          </w:tcPr>
+          <w:p>
+            <w:pPr>
+              <w:spacing w:after="0"/>
+            </w:pPr>
+            <w:r>
+              <w:rPr>
+                <w:rFonts w:ascii="Calibri" w:hAnsi="Calibri" w:eastAsia="Microsoft JhengHei"/>
+                <w:sz w:val="17"/>
+                <w:szCs w:val="17"/>
+              </w:rPr>
+              <w:t xml:space="preserve">2</w:t>
+            </w:r>
+          </w:p>
+        </w:tc>
+        <w:tc>
+          <w:tcPr>
+            <w:tcW w:w="8600" w:type="dxa"/>
+          </w:tcPr>
+          <w:p>
+            <w:pPr>
+              <w:spacing w:after="0"/>
+            </w:pPr>
+            <w:r>
+              <w:rPr>
+                <w:rFonts w:ascii="Calibri" w:hAnsi="Calibri" w:eastAsia="Microsoft JhengHei"/>
+                <w:sz w:val="17"/>
+                <w:szCs w:val="17"/>
+              </w:rPr>
+              <w:t xml:space="preserve">Equilibrium analysis of live-streaming e-commerce supply chain in the AI era（International Journal of Production Research, 2025）</w:t>
+            </w:r>
+          </w:p>
+        </w:tc>
+        <w:tc>
+          <w:tcPr>
+            <w:tcW w:w="4750" w:type="dxa"/>
+          </w:tcPr>
+          <w:p>
+            <w:pPr>
+              <w:spacing w:after="0"/>
+            </w:pPr>
+            <w:r>
+              <w:rPr>
+                <w:rFonts w:ascii="Calibri" w:hAnsi="Calibri" w:eastAsia="Microsoft JhengHei"/>
+                <w:sz w:val="17"/>
+                <w:szCs w:val="17"/>
+              </w:rPr>
+              <w:t xml:space="preserve">供應鏈賽局模型</w:t>
+            </w:r>
+          </w:p>
+        </w:tc>
+      </w:tr>
+      <w:tr>
+        <w:tc>
+          <w:tcPr>
+            <w:tcW w:w="450" w:type="dxa"/>
+          </w:tcPr>
+          <w:p>
+            <w:pPr>
+              <w:spacing w:after="0"/>
+            </w:pPr>
+            <w:r>
+              <w:rPr>
+                <w:rFonts w:ascii="Calibri" w:hAnsi="Calibri" w:eastAsia="Microsoft JhengHei"/>
+                <w:sz w:val="17"/>
+                <w:szCs w:val="17"/>
+              </w:rPr>
+              <w:t xml:space="preserve">3</w:t>
+            </w:r>
+          </w:p>
+        </w:tc>
+        <w:tc>
+          <w:tcPr>
+            <w:tcW w:w="8600" w:type="dxa"/>
+          </w:tcPr>
+          <w:p>
+            <w:pPr>
+              <w:spacing w:after="0"/>
+            </w:pPr>
+            <w:r>
+              <w:rPr>
+                <w:rFonts w:ascii="Calibri" w:hAnsi="Calibri" w:eastAsia="Microsoft JhengHei"/>
+                <w:sz w:val="17"/>
+                <w:szCs w:val="17"/>
+              </w:rPr>
+              <w:t xml:space="preserve">Li, Ning, Fan, Kumar &amp; Ye — Channel choice in live streaming commerce（Production and Operations Management, 2024）</w:t>
+            </w:r>
+          </w:p>
+        </w:tc>
+        <w:tc>
+          <w:tcPr>
+            <w:tcW w:w="4750" w:type="dxa"/>
+          </w:tcPr>
+          <w:p>
+            <w:pPr>
+              <w:spacing w:after="0"/>
+            </w:pPr>
+            <w:r>
+              <w:rPr>
+                <w:rFonts w:ascii="Calibri" w:hAnsi="Calibri" w:eastAsia="Microsoft JhengHei"/>
+                <w:sz w:val="17"/>
+                <w:szCs w:val="17"/>
+              </w:rPr>
+              <w:t xml:space="preserve">通路選擇模型，非消費者端</w:t>
+            </w:r>
+          </w:p>
+        </w:tc>
+      </w:tr>
+      <w:tr>
+        <w:tc>
+          <w:tcPr>
+            <w:tcW w:w="450" w:type="dxa"/>
+          </w:tcPr>
+          <w:p>
+            <w:pPr>
+              <w:spacing w:after="0"/>
+            </w:pPr>
+            <w:r>
+              <w:rPr>
+                <w:rFonts w:ascii="Calibri" w:hAnsi="Calibri" w:eastAsia="Microsoft JhengHei"/>
+                <w:sz w:val="17"/>
+                <w:szCs w:val="17"/>
+              </w:rPr>
+              <w:t xml:space="preserve">4</w:t>
+            </w:r>
+          </w:p>
+        </w:tc>
+        <w:tc>
+          <w:tcPr>
+            <w:tcW w:w="8600" w:type="dxa"/>
+          </w:tcPr>
+          <w:p>
+            <w:pPr>
+              <w:spacing w:after="0"/>
+            </w:pPr>
+            <w:r>
+              <w:rPr>
+                <w:rFonts w:ascii="Calibri" w:hAnsi="Calibri" w:eastAsia="Microsoft JhengHei"/>
+                <w:sz w:val="17"/>
+                <w:szCs w:val="17"/>
+              </w:rPr>
+              <w:t xml:space="preserve">Duan &amp; Song — The adoption of live streaming channel considering impulse buying and product returns（International Journal of Production Economics, 274, 2024）</w:t>
+            </w:r>
+          </w:p>
+        </w:tc>
+        <w:tc>
+          <w:tcPr>
+            <w:tcW w:w="4750" w:type="dxa"/>
+          </w:tcPr>
+          <w:p>
+            <w:pPr>
+              <w:spacing w:after="0"/>
+            </w:pPr>
+            <w:r>
+              <w:rPr>
+                <w:rFonts w:ascii="Calibri" w:hAnsi="Calibri" w:eastAsia="Microsoft JhengHei"/>
+                <w:sz w:val="17"/>
+                <w:szCs w:val="17"/>
+              </w:rPr>
+              <w:t xml:space="preserve">分析式模型</w:t>
+            </w:r>
+          </w:p>
+        </w:tc>
+      </w:tr>
+      <w:tr>
+        <w:tc>
+          <w:tcPr>
+            <w:tcW w:w="450" w:type="dxa"/>
+          </w:tcPr>
+          <w:p>
+            <w:pPr>
+              <w:spacing w:after="0"/>
+            </w:pPr>
+            <w:r>
+              <w:rPr>
+                <w:rFonts w:ascii="Calibri" w:hAnsi="Calibri" w:eastAsia="Microsoft JhengHei"/>
+                <w:sz w:val="17"/>
+                <w:szCs w:val="17"/>
+              </w:rPr>
+              <w:t xml:space="preserve">5</w:t>
+            </w:r>
+          </w:p>
+        </w:tc>
+        <w:tc>
+          <w:tcPr>
+            <w:tcW w:w="8600" w:type="dxa"/>
+          </w:tcPr>
+          <w:p>
+            <w:pPr>
+              <w:spacing w:after="0"/>
+            </w:pPr>
+            <w:r>
+              <w:rPr>
+                <w:rFonts w:ascii="Calibri" w:hAnsi="Calibri" w:eastAsia="Microsoft JhengHei"/>
+                <w:sz w:val="17"/>
+                <w:szCs w:val="17"/>
+              </w:rPr>
+              <w:t xml:space="preserve">He et al. — Live-streaming selling with consumer returns: Sample strategy, pricing and streamer choice（International Transactions in Operational Research, 2025）</w:t>
+            </w:r>
+          </w:p>
+        </w:tc>
+        <w:tc>
+          <w:tcPr>
+            <w:tcW w:w="4750" w:type="dxa"/>
+          </w:tcPr>
+          <w:p>
+            <w:pPr>
+              <w:spacing w:after="0"/>
+            </w:pPr>
+            <w:r>
+              <w:rPr>
+                <w:rFonts w:ascii="Calibri" w:hAnsi="Calibri" w:eastAsia="Microsoft JhengHei"/>
+                <w:sz w:val="17"/>
+                <w:szCs w:val="17"/>
+              </w:rPr>
+              <w:t xml:space="preserve">分析式模型</w:t>
+            </w:r>
+          </w:p>
+        </w:tc>
+      </w:tr>
+      <w:tr>
+        <w:tc>
+          <w:tcPr>
+            <w:tcW w:w="450" w:type="dxa"/>
+          </w:tcPr>
+          <w:p>
+            <w:pPr>
+              <w:spacing w:after="0"/>
+            </w:pPr>
+            <w:r>
+              <w:rPr>
+                <w:rFonts w:ascii="Calibri" w:hAnsi="Calibri" w:eastAsia="Microsoft JhengHei"/>
+                <w:sz w:val="17"/>
+                <w:szCs w:val="17"/>
+              </w:rPr>
+              <w:t xml:space="preserve">6</w:t>
+            </w:r>
+          </w:p>
+        </w:tc>
+        <w:tc>
+          <w:tcPr>
+            <w:tcW w:w="8600" w:type="dxa"/>
+          </w:tcPr>
+          <w:p>
+            <w:pPr>
+              <w:spacing w:after="0"/>
+            </w:pPr>
+            <w:r>
+              <w:rPr>
+                <w:rFonts w:ascii="Calibri" w:hAnsi="Calibri" w:eastAsia="Microsoft JhengHei"/>
+                <w:sz w:val="17"/>
+                <w:szCs w:val="17"/>
+              </w:rPr>
+              <w:t xml:space="preserve">Tian, Sun &amp; Qiu — Live-streaming vs. traditional e-commerce: Sales and product return advantages of brand live streaming（SSRN 工作論文, 2024）</w:t>
+            </w:r>
+          </w:p>
+        </w:tc>
+        <w:tc>
+          <w:tcPr>
+            <w:tcW w:w="4750" w:type="dxa"/>
+          </w:tcPr>
+          <w:p>
+            <w:pPr>
+              <w:spacing w:after="0"/>
+            </w:pPr>
+            <w:r>
+              <w:rPr>
+                <w:rFonts w:ascii="Calibri" w:hAnsi="Calibri" w:eastAsia="Microsoft JhengHei"/>
+                <w:sz w:val="17"/>
+                <w:szCs w:val="17"/>
+              </w:rPr>
+              <w:t xml:space="preserve">未經同儕審查之工作論文</w:t>
+            </w:r>
+          </w:p>
+        </w:tc>
+      </w:tr>
+      <w:tr>
+        <w:tc>
+          <w:tcPr>
+            <w:tcW w:w="450" w:type="dxa"/>
+          </w:tcPr>
+          <w:p>
+            <w:pPr>
+              <w:spacing w:after="0"/>
+            </w:pPr>
+            <w:r>
+              <w:rPr>
+                <w:rFonts w:ascii="Calibri" w:hAnsi="Calibri" w:eastAsia="Microsoft JhengHei"/>
+                <w:sz w:val="17"/>
+                <w:szCs w:val="17"/>
+              </w:rPr>
+              <w:t xml:space="preserve">7</w:t>
+            </w:r>
+          </w:p>
+        </w:tc>
+        <w:tc>
+          <w:tcPr>
+            <w:tcW w:w="8600" w:type="dxa"/>
+          </w:tcPr>
+          <w:p>
+            <w:pPr>
+              <w:spacing w:after="0"/>
+            </w:pPr>
+            <w:r>
+              <w:rPr>
+                <w:rFonts w:ascii="Calibri" w:hAnsi="Calibri" w:eastAsia="Microsoft JhengHei"/>
+                <w:sz w:val="17"/>
+                <w:szCs w:val="17"/>
+              </w:rPr>
+              <w:t xml:space="preserve">Rese — Effects of live streaming commerce on returns and measures for return avoidance from a customer's perspective（Marketing ZFP, 2023）</w:t>
+            </w:r>
+          </w:p>
+        </w:tc>
+        <w:tc>
+          <w:tcPr>
+            <w:tcW w:w="4750" w:type="dxa"/>
+          </w:tcPr>
+          <w:p>
+            <w:pPr>
+              <w:spacing w:after="0"/>
+            </w:pPr>
+            <w:r>
+              <w:rPr>
+                <w:rFonts w:ascii="Calibri" w:hAnsi="Calibri" w:eastAsia="Microsoft JhengHei"/>
+                <w:sz w:val="17"/>
+                <w:szCs w:val="17"/>
+              </w:rPr>
+              <w:t xml:space="preserve">德語期刊，未達篩選期刊等級</w:t>
+            </w:r>
+          </w:p>
+        </w:tc>
+      </w:tr>
+      <w:tr>
+        <w:tc>
+          <w:tcPr>
+            <w:tcW w:w="450" w:type="dxa"/>
+          </w:tcPr>
+          <w:p>
+            <w:pPr>
+              <w:spacing w:after="0"/>
+            </w:pPr>
+            <w:r>
+              <w:rPr>
+                <w:rFonts w:ascii="Calibri" w:hAnsi="Calibri" w:eastAsia="Microsoft JhengHei"/>
+                <w:sz w:val="17"/>
+                <w:szCs w:val="17"/>
+              </w:rPr>
+              <w:t xml:space="preserve">8</w:t>
+            </w:r>
+          </w:p>
+        </w:tc>
+        <w:tc>
+          <w:tcPr>
+            <w:tcW w:w="8600" w:type="dxa"/>
+          </w:tcPr>
+          <w:p>
+            <w:pPr>
+              <w:spacing w:after="0"/>
+            </w:pPr>
+            <w:r>
+              <w:rPr>
+                <w:rFonts w:ascii="Calibri" w:hAnsi="Calibri" w:eastAsia="Microsoft JhengHei"/>
+                <w:sz w:val="17"/>
+                <w:szCs w:val="17"/>
+              </w:rPr>
+              <w:t xml:space="preserve">Li &amp; Ab Hamid — Live streaming and purchase intention: A bibliometric analysis and systematic literature review（Journal of Infrastructure, Policy and Development, 2025）</w:t>
+            </w:r>
+          </w:p>
+        </w:tc>
+        <w:tc>
+          <w:tcPr>
+            <w:tcW w:w="4750" w:type="dxa"/>
+          </w:tcPr>
+          <w:p>
+            <w:pPr>
+              <w:spacing w:after="0"/>
+            </w:pPr>
+            <w:r>
+              <w:rPr>
+                <w:rFonts w:ascii="Calibri" w:hAnsi="Calibri" w:eastAsia="Microsoft JhengHei"/>
+                <w:sz w:val="17"/>
+                <w:szCs w:val="17"/>
+              </w:rPr>
+              <w:t xml:space="preserve">未達篩選期刊等級；以 Luo et al. (2025) 代替</w:t>
+            </w:r>
+          </w:p>
+        </w:tc>
+      </w:tr>
+      <w:tr>
+        <w:tc>
+          <w:tcPr>
+            <w:tcW w:w="450" w:type="dxa"/>
+          </w:tcPr>
+          <w:p>
+            <w:pPr>
+              <w:spacing w:after="0"/>
+            </w:pPr>
+            <w:r>
+              <w:rPr>
+                <w:rFonts w:ascii="Calibri" w:hAnsi="Calibri" w:eastAsia="Microsoft JhengHei"/>
+                <w:sz w:val="17"/>
+                <w:szCs w:val="17"/>
+              </w:rPr>
+              <w:t xml:space="preserve">9</w:t>
+            </w:r>
+          </w:p>
+        </w:tc>
+        <w:tc>
+          <w:tcPr>
+            <w:tcW w:w="8600" w:type="dxa"/>
+          </w:tcPr>
+          <w:p>
+            <w:pPr>
+              <w:spacing w:after="0"/>
+            </w:pPr>
+            <w:r>
+              <w:rPr>
+                <w:rFonts w:ascii="Calibri" w:hAnsi="Calibri" w:eastAsia="Microsoft JhengHei"/>
+                <w:sz w:val="17"/>
+                <w:szCs w:val="17"/>
+              </w:rPr>
+              <w:t xml:space="preserve">Do larger audiences generate greater revenues under pay what you want? Evidence from a live streaming platform（Marketing Science, 40(5), 2021）</w:t>
+            </w:r>
+          </w:p>
+        </w:tc>
+        <w:tc>
+          <w:tcPr>
+            <w:tcW w:w="4750" w:type="dxa"/>
+          </w:tcPr>
+          <w:p>
+            <w:pPr>
+              <w:spacing w:after="0"/>
+            </w:pPr>
+            <w:r>
+              <w:rPr>
+                <w:rFonts w:ascii="Calibri" w:hAnsi="Calibri" w:eastAsia="Microsoft JhengHei"/>
+                <w:sz w:val="17"/>
+                <w:szCs w:val="17"/>
+              </w:rPr>
+              <w:t xml:space="preserve">主題為打賞定價，與主播類型無關</w:t>
+            </w:r>
+          </w:p>
+        </w:tc>
+      </w:tr>
+      <w:tr>
+        <w:tc>
+          <w:tcPr>
+            <w:tcW w:w="450" w:type="dxa"/>
+          </w:tcPr>
+          <w:p>
+            <w:pPr>
+              <w:spacing w:after="0"/>
+            </w:pPr>
+            <w:r>
+              <w:rPr>
+                <w:rFonts w:ascii="Calibri" w:hAnsi="Calibri" w:eastAsia="Microsoft JhengHei"/>
+                <w:sz w:val="17"/>
+                <w:szCs w:val="17"/>
+              </w:rPr>
+              <w:t xml:space="preserve">10</w:t>
+            </w:r>
+          </w:p>
+        </w:tc>
+        <w:tc>
+          <w:tcPr>
+            <w:tcW w:w="8600" w:type="dxa"/>
+          </w:tcPr>
+          <w:p>
+            <w:pPr>
+              <w:spacing w:after="0"/>
+            </w:pPr>
+            <w:r>
+              <w:rPr>
+                <w:rFonts w:ascii="Calibri" w:hAnsi="Calibri" w:eastAsia="Microsoft JhengHei"/>
+                <w:sz w:val="17"/>
+                <w:szCs w:val="17"/>
+              </w:rPr>
+              <w:t xml:space="preserve">Chen &amp; Li — Expectancy violations and discontinuance behavior in live-streaming commerce: Exploring human interactions with virtual streamers（Behavioral Sciences, 14, 920, 2024）</w:t>
+            </w:r>
+          </w:p>
+        </w:tc>
+        <w:tc>
+          <w:tcPr>
+            <w:tcW w:w="4750" w:type="dxa"/>
+          </w:tcPr>
+          <w:p>
+            <w:pPr>
+              <w:spacing w:after="0"/>
+            </w:pPr>
+            <w:r>
+              <w:rPr>
+                <w:rFonts w:ascii="Calibri" w:hAnsi="Calibri" w:eastAsia="Microsoft JhengHei"/>
+                <w:sz w:val="17"/>
+                <w:szCs w:val="17"/>
+              </w:rPr>
+              <w:t xml:space="preserve">全文篩選排除：期刊（Behavioral Sciences）影響係數未能確認大於 2</w:t>
+            </w:r>
+          </w:p>
+        </w:tc>
+      </w:tr>
+      <w:tr>
+        <w:tc>
+          <w:tcPr>
+            <w:tcW w:w="450" w:type="dxa"/>
+          </w:tcPr>
+          <w:p>
+            <w:pPr>
+              <w:spacing w:after="0"/>
+            </w:pPr>
+            <w:r>
+              <w:rPr>
+                <w:rFonts w:ascii="Calibri" w:hAnsi="Calibri" w:eastAsia="Microsoft JhengHei"/>
+                <w:sz w:val="17"/>
+                <w:szCs w:val="17"/>
+              </w:rPr>
+              <w:t xml:space="preserve">11</w:t>
+            </w:r>
+          </w:p>
+        </w:tc>
+        <w:tc>
+          <w:tcPr>
+            <w:tcW w:w="8600" w:type="dxa"/>
+          </w:tcPr>
+          <w:p>
+            <w:pPr>
+              <w:spacing w:after="0"/>
+            </w:pPr>
+            <w:r>
+              <w:rPr>
+                <w:rFonts w:ascii="Calibri" w:hAnsi="Calibri" w:eastAsia="Microsoft JhengHei"/>
+                <w:sz w:val="17"/>
+                <w:szCs w:val="17"/>
+              </w:rPr>
+              <w:t xml:space="preserve">Ji — Influence of virtual live streamers' credibility on online sales performance（SAGE Open, 2024）</w:t>
+            </w:r>
+          </w:p>
+        </w:tc>
+        <w:tc>
+          <w:tcPr>
+            <w:tcW w:w="4750" w:type="dxa"/>
+          </w:tcPr>
+          <w:p>
+            <w:pPr>
+              <w:spacing w:after="0"/>
+            </w:pPr>
+            <w:r>
+              <w:rPr>
+                <w:rFonts w:ascii="Calibri" w:hAnsi="Calibri" w:eastAsia="Microsoft JhengHei"/>
+                <w:sz w:val="17"/>
+                <w:szCs w:val="17"/>
+              </w:rPr>
+              <w:t xml:space="preserve">全文篩選排除：期刊（SAGE Open）影響係數未能確認大於 2</w:t>
+            </w:r>
+          </w:p>
+        </w:tc>
+      </w:tr>
+      <w:tr>
+        <w:tc>
+          <w:tcPr>
+            <w:tcW w:w="450" w:type="dxa"/>
+          </w:tcPr>
+          <w:p>
+            <w:pPr>
+              <w:spacing w:after="0"/>
+            </w:pPr>
+            <w:r>
+              <w:rPr>
+                <w:rFonts w:ascii="Calibri" w:hAnsi="Calibri" w:eastAsia="Microsoft JhengHei"/>
+                <w:sz w:val="17"/>
+                <w:szCs w:val="17"/>
+              </w:rPr>
+              <w:t xml:space="preserve">12</w:t>
+            </w:r>
+          </w:p>
+        </w:tc>
+        <w:tc>
+          <w:tcPr>
+            <w:tcW w:w="8600" w:type="dxa"/>
+          </w:tcPr>
+          <w:p>
+            <w:pPr>
+              <w:spacing w:after="0"/>
+            </w:pPr>
+            <w:r>
+              <w:rPr>
+                <w:rFonts w:ascii="Calibri" w:hAnsi="Calibri" w:eastAsia="Microsoft JhengHei"/>
+                <w:sz w:val="17"/>
+                <w:szCs w:val="17"/>
+              </w:rPr>
+              <w:t xml:space="preserve">Fu, Shang, Lin &amp; Du — Are consumers willing to disclose information to AI-based chatbot? The roles of anthropomorphism and regulatory focus（Journal of Consumer Behaviour, 25, 394–408, 2026）</w:t>
+            </w:r>
+          </w:p>
+        </w:tc>
+        <w:tc>
+          <w:tcPr>
+            <w:tcW w:w="4750" w:type="dxa"/>
+          </w:tcPr>
+          <w:p>
+            <w:pPr>
+              <w:spacing w:after="0"/>
+            </w:pPr>
+            <w:r>
+              <w:rPr>
+                <w:rFonts w:ascii="Calibri" w:hAnsi="Calibri" w:eastAsia="Microsoft JhengHei"/>
+                <w:sz w:val="17"/>
+                <w:szCs w:val="17"/>
+              </w:rPr>
+              <w:t xml:space="preserve">全文篩選排除：探討消費者揭露個資意願，非 AI 身分揭露</w:t>
+            </w:r>
+          </w:p>
+        </w:tc>
+      </w:tr>
+      <w:tr>
+        <w:tc>
+          <w:tcPr>
+            <w:tcW w:w="450" w:type="dxa"/>
+          </w:tcPr>
+          <w:p>
+            <w:pPr>
+              <w:spacing w:after="0"/>
+            </w:pPr>
+            <w:r>
+              <w:rPr>
+                <w:rFonts w:ascii="Calibri" w:hAnsi="Calibri" w:eastAsia="Microsoft JhengHei"/>
+                <w:sz w:val="17"/>
+                <w:szCs w:val="17"/>
+              </w:rPr>
+              <w:t xml:space="preserve">13</w:t>
+            </w:r>
+          </w:p>
+        </w:tc>
+        <w:tc>
+          <w:tcPr>
+            <w:tcW w:w="8600" w:type="dxa"/>
+          </w:tcPr>
+          <w:p>
+            <w:pPr>
+              <w:spacing w:after="0"/>
+            </w:pPr>
+            <w:r>
+              <w:rPr>
+                <w:rFonts w:ascii="Calibri" w:hAnsi="Calibri" w:eastAsia="Microsoft JhengHei"/>
+                <w:sz w:val="17"/>
+                <w:szCs w:val="17"/>
+              </w:rPr>
+              <w:t xml:space="preserve">Love deepens hatred! AI immorality and users’ love-becomes-hate phenomenon (2025)（主題資料夾）</w:t>
+            </w:r>
+          </w:p>
+        </w:tc>
+        <w:tc>
+          <w:tcPr>
+            <w:tcW w:w="4750" w:type="dxa"/>
+          </w:tcPr>
+          <w:p>
+            <w:pPr>
+              <w:spacing w:after="0"/>
+            </w:pPr>
+            <w:r>
+              <w:rPr>
+                <w:rFonts w:ascii="Calibri" w:hAnsi="Calibri" w:eastAsia="Microsoft JhengHei"/>
+                <w:sz w:val="17"/>
+                <w:szCs w:val="17"/>
+              </w:rPr>
+              <w:t xml:space="preserve">主題為 AI 違反道德，非銷售情境</w:t>
+            </w:r>
+          </w:p>
+        </w:tc>
+      </w:tr>
+      <w:tr>
+        <w:tc>
+          <w:tcPr>
+            <w:tcW w:w="450" w:type="dxa"/>
+          </w:tcPr>
+          <w:p>
+            <w:pPr>
+              <w:spacing w:after="0"/>
+            </w:pPr>
+            <w:r>
+              <w:rPr>
+                <w:rFonts w:ascii="Calibri" w:hAnsi="Calibri" w:eastAsia="Microsoft JhengHei"/>
+                <w:sz w:val="17"/>
+                <w:szCs w:val="17"/>
+              </w:rPr>
+              <w:t xml:space="preserve">14</w:t>
+            </w:r>
+          </w:p>
+        </w:tc>
+        <w:tc>
+          <w:tcPr>
+            <w:tcW w:w="8600" w:type="dxa"/>
+          </w:tcPr>
+          <w:p>
+            <w:pPr>
+              <w:spacing w:after="0"/>
+            </w:pPr>
+            <w:r>
+              <w:rPr>
+                <w:rFonts w:ascii="Calibri" w:hAnsi="Calibri" w:eastAsia="Microsoft JhengHei"/>
+                <w:sz w:val="17"/>
+                <w:szCs w:val="17"/>
+              </w:rPr>
+              <w:t xml:space="preserve">Understanding user acceptance of AI-driven chatbots in China’s e-commerce (2025)（主題資料夾）</w:t>
+            </w:r>
+          </w:p>
+        </w:tc>
+        <w:tc>
+          <w:tcPr>
+            <w:tcW w:w="4750" w:type="dxa"/>
+          </w:tcPr>
+          <w:p>
+            <w:pPr>
+              <w:spacing w:after="0"/>
+            </w:pPr>
+            <w:r>
+              <w:rPr>
+                <w:rFonts w:ascii="Calibri" w:hAnsi="Calibri" w:eastAsia="Microsoft JhengHei"/>
+                <w:sz w:val="17"/>
+                <w:szCs w:val="17"/>
+              </w:rPr>
+              <w:t xml:space="preserve">期刊（Systems）未達篩選等級</w:t>
+            </w:r>
+          </w:p>
+        </w:tc>
+      </w:tr>
+      <w:tr>
+        <w:tc>
+          <w:tcPr>
+            <w:tcW w:w="450" w:type="dxa"/>
+          </w:tcPr>
+          <w:p>
+            <w:pPr>
+              <w:spacing w:after="0"/>
+            </w:pPr>
+            <w:r>
+              <w:rPr>
+                <w:rFonts w:ascii="Calibri" w:hAnsi="Calibri" w:eastAsia="Microsoft JhengHei"/>
+                <w:sz w:val="17"/>
+                <w:szCs w:val="17"/>
+              </w:rPr>
+              <w:t xml:space="preserve">15</w:t>
+            </w:r>
+          </w:p>
+        </w:tc>
+        <w:tc>
+          <w:tcPr>
+            <w:tcW w:w="8600" w:type="dxa"/>
+          </w:tcPr>
+          <w:p>
+            <w:pPr>
+              <w:spacing w:after="0"/>
+            </w:pPr>
+            <w:r>
+              <w:rPr>
+                <w:rFonts w:ascii="Calibri" w:hAnsi="Calibri" w:eastAsia="Microsoft JhengHei"/>
+                <w:sz w:val="17"/>
+                <w:szCs w:val="17"/>
+              </w:rPr>
+              <w:t xml:space="preserve">Corrigendum to “Lower than expected but still willing to use” (2025)（主題資料夾）</w:t>
+            </w:r>
+          </w:p>
+        </w:tc>
+        <w:tc>
+          <w:tcPr>
+            <w:tcW w:w="4750" w:type="dxa"/>
+          </w:tcPr>
+          <w:p>
+            <w:pPr>
+              <w:spacing w:after="0"/>
+            </w:pPr>
+            <w:r>
+              <w:rPr>
+                <w:rFonts w:ascii="Calibri" w:hAnsi="Calibri" w:eastAsia="Microsoft JhengHei"/>
+                <w:sz w:val="17"/>
+                <w:szCs w:val="17"/>
+              </w:rPr>
+              <w:t xml:space="preserve">勘誤，非研究論文</w:t>
+            </w:r>
+          </w:p>
+        </w:tc>
+      </w:tr>
+      <w:tr>
+        <w:tc>
+          <w:tcPr>
+            <w:tcW w:w="450" w:type="dxa"/>
+          </w:tcPr>
+          <w:p>
+            <w:pPr>
+              <w:spacing w:after="0"/>
+            </w:pPr>
+            <w:r>
+              <w:rPr>
+                <w:rFonts w:ascii="Calibri" w:hAnsi="Calibri" w:eastAsia="Microsoft JhengHei"/>
+                <w:sz w:val="17"/>
+                <w:szCs w:val="17"/>
+              </w:rPr>
+              <w:t xml:space="preserve">16</w:t>
+            </w:r>
+          </w:p>
+        </w:tc>
+        <w:tc>
+          <w:tcPr>
+            <w:tcW w:w="8600" w:type="dxa"/>
+          </w:tcPr>
+          <w:p>
+            <w:pPr>
+              <w:spacing w:after="0"/>
+            </w:pPr>
+            <w:r>
+              <w:rPr>
+                <w:rFonts w:ascii="Calibri" w:hAnsi="Calibri" w:eastAsia="Microsoft JhengHei"/>
+                <w:sz w:val="17"/>
+                <w:szCs w:val="17"/>
+              </w:rPr>
+              <w:t xml:space="preserve">Optimizing cooperation mechanisms for AR services (2025)（主題資料夾）</w:t>
+            </w:r>
+          </w:p>
+        </w:tc>
+        <w:tc>
+          <w:tcPr>
+            <w:tcW w:w="4750" w:type="dxa"/>
+          </w:tcPr>
+          <w:p>
+            <w:pPr>
+              <w:spacing w:after="0"/>
+            </w:pPr>
+            <w:r>
+              <w:rPr>
+                <w:rFonts w:ascii="Calibri" w:hAnsi="Calibri" w:eastAsia="Microsoft JhengHei"/>
+                <w:sz w:val="17"/>
+                <w:szCs w:val="17"/>
+              </w:rPr>
+              <w:t xml:space="preserve">AR 合作機制模型，非主播情境</w:t>
+            </w:r>
+          </w:p>
+        </w:tc>
+      </w:tr>
+      <w:tr>
+        <w:tc>
+          <w:tcPr>
+            <w:tcW w:w="450" w:type="dxa"/>
+          </w:tcPr>
+          <w:p>
+            <w:pPr>
+              <w:spacing w:after="0"/>
+            </w:pPr>
+            <w:r>
+              <w:rPr>
+                <w:rFonts w:ascii="Calibri" w:hAnsi="Calibri" w:eastAsia="Microsoft JhengHei"/>
+                <w:sz w:val="17"/>
+                <w:szCs w:val="17"/>
+              </w:rPr>
+              <w:t xml:space="preserve">17</w:t>
+            </w:r>
+          </w:p>
+        </w:tc>
+        <w:tc>
+          <w:tcPr>
+            <w:tcW w:w="8600" w:type="dxa"/>
+          </w:tcPr>
+          <w:p>
+            <w:pPr>
+              <w:spacing w:after="0"/>
+            </w:pPr>
+            <w:r>
+              <w:rPr>
+                <w:rFonts w:ascii="Calibri" w:hAnsi="Calibri" w:eastAsia="Microsoft JhengHei"/>
+                <w:sz w:val="17"/>
+                <w:szCs w:val="17"/>
+              </w:rPr>
+              <w:t xml:space="preserve">Retailer live streaming strategy in the face of manufacturer encroachment (2025)（主題資料夾）</w:t>
+            </w:r>
+          </w:p>
+        </w:tc>
+        <w:tc>
+          <w:tcPr>
+            <w:tcW w:w="4750" w:type="dxa"/>
+          </w:tcPr>
+          <w:p>
+            <w:pPr>
+              <w:spacing w:after="0"/>
+            </w:pPr>
+            <w:r>
+              <w:rPr>
+                <w:rFonts w:ascii="Calibri" w:hAnsi="Calibri" w:eastAsia="Microsoft JhengHei"/>
+                <w:sz w:val="17"/>
+                <w:szCs w:val="17"/>
+              </w:rPr>
+              <w:t xml:space="preserve">分析式模型</w:t>
+            </w:r>
+          </w:p>
+        </w:tc>
+      </w:tr>
+      <w:tr>
+        <w:tc>
+          <w:tcPr>
+            <w:tcW w:w="450" w:type="dxa"/>
+          </w:tcPr>
+          <w:p>
+            <w:pPr>
+              <w:spacing w:after="0"/>
+            </w:pPr>
+            <w:r>
+              <w:rPr>
+                <w:rFonts w:ascii="Calibri" w:hAnsi="Calibri" w:eastAsia="Microsoft JhengHei"/>
+                <w:sz w:val="17"/>
+                <w:szCs w:val="17"/>
+              </w:rPr>
+              <w:t xml:space="preserve">18</w:t>
+            </w:r>
+          </w:p>
+        </w:tc>
+        <w:tc>
+          <w:tcPr>
+            <w:tcW w:w="8600" w:type="dxa"/>
+          </w:tcPr>
+          <w:p>
+            <w:pPr>
+              <w:spacing w:after="0"/>
+            </w:pPr>
+            <w:r>
+              <w:rPr>
+                <w:rFonts w:ascii="Calibri" w:hAnsi="Calibri" w:eastAsia="Microsoft JhengHei"/>
+                <w:sz w:val="17"/>
+                <w:szCs w:val="17"/>
+              </w:rPr>
+              <w:t xml:space="preserve">Maintaining e-commerce supply chain viability … strategic live-streaming channel (2025)（主題資料夾）</w:t>
+            </w:r>
+          </w:p>
+        </w:tc>
+        <w:tc>
+          <w:tcPr>
+            <w:tcW w:w="4750" w:type="dxa"/>
+          </w:tcPr>
+          <w:p>
+            <w:pPr>
+              <w:spacing w:after="0"/>
+            </w:pPr>
+            <w:r>
+              <w:rPr>
+                <w:rFonts w:ascii="Calibri" w:hAnsi="Calibri" w:eastAsia="Microsoft JhengHei"/>
+                <w:sz w:val="17"/>
+                <w:szCs w:val="17"/>
+              </w:rPr>
+              <w:t xml:space="preserve">分析式模型</w:t>
+            </w:r>
+          </w:p>
+        </w:tc>
+      </w:tr>
+      <w:tr>
+        <w:tc>
+          <w:tcPr>
+            <w:tcW w:w="450" w:type="dxa"/>
+          </w:tcPr>
+          <w:p>
+            <w:pPr>
+              <w:spacing w:after="0"/>
+            </w:pPr>
+            <w:r>
+              <w:rPr>
+                <w:rFonts w:ascii="Calibri" w:hAnsi="Calibri" w:eastAsia="Microsoft JhengHei"/>
+                <w:sz w:val="17"/>
+                <w:szCs w:val="17"/>
+              </w:rPr>
+              <w:t xml:space="preserve">19</w:t>
+            </w:r>
+          </w:p>
+        </w:tc>
+        <w:tc>
+          <w:tcPr>
+            <w:tcW w:w="8600" w:type="dxa"/>
+          </w:tcPr>
+          <w:p>
+            <w:pPr>
+              <w:spacing w:after="0"/>
+            </w:pPr>
+            <w:r>
+              <w:rPr>
+                <w:rFonts w:ascii="Calibri" w:hAnsi="Calibri" w:eastAsia="Microsoft JhengHei"/>
+                <w:sz w:val="17"/>
+                <w:szCs w:val="17"/>
+              </w:rPr>
+              <w:t xml:space="preserve">How does blockchain mitigate false advertising in live streaming e-commerce (2025)（主題資料夾）</w:t>
+            </w:r>
+          </w:p>
+        </w:tc>
+        <w:tc>
+          <w:tcPr>
+            <w:tcW w:w="4750" w:type="dxa"/>
+          </w:tcPr>
+          <w:p>
+            <w:pPr>
+              <w:spacing w:after="0"/>
+            </w:pPr>
+            <w:r>
+              <w:rPr>
+                <w:rFonts w:ascii="Calibri" w:hAnsi="Calibri" w:eastAsia="Microsoft JhengHei"/>
+                <w:sz w:val="17"/>
+                <w:szCs w:val="17"/>
+              </w:rPr>
+              <w:t xml:space="preserve">演化賽局模型</w:t>
+            </w:r>
+          </w:p>
+        </w:tc>
+      </w:tr>
+      <w:tr>
+        <w:tc>
+          <w:tcPr>
+            <w:tcW w:w="450" w:type="dxa"/>
+          </w:tcPr>
+          <w:p>
+            <w:pPr>
+              <w:spacing w:after="0"/>
+            </w:pPr>
+            <w:r>
+              <w:rPr>
+                <w:rFonts w:ascii="Calibri" w:hAnsi="Calibri" w:eastAsia="Microsoft JhengHei"/>
+                <w:sz w:val="17"/>
+                <w:szCs w:val="17"/>
+              </w:rPr>
+              <w:t xml:space="preserve">20</w:t>
+            </w:r>
+          </w:p>
+        </w:tc>
+        <w:tc>
+          <w:tcPr>
+            <w:tcW w:w="8600" w:type="dxa"/>
+          </w:tcPr>
+          <w:p>
+            <w:pPr>
+              <w:spacing w:after="0"/>
+            </w:pPr>
+            <w:r>
+              <w:rPr>
+                <w:rFonts w:ascii="Calibri" w:hAnsi="Calibri" w:eastAsia="Microsoft JhengHei"/>
+                <w:sz w:val="17"/>
+                <w:szCs w:val="17"/>
+              </w:rPr>
+              <w:t xml:space="preserve">Online creators’ strategic cooperation in two-sided synchronous UGC market (2025)（主題資料夾）</w:t>
+            </w:r>
+          </w:p>
+        </w:tc>
+        <w:tc>
+          <w:tcPr>
+            <w:tcW w:w="4750" w:type="dxa"/>
+          </w:tcPr>
+          <w:p>
+            <w:pPr>
+              <w:spacing w:after="0"/>
+            </w:pPr>
+            <w:r>
+              <w:rPr>
+                <w:rFonts w:ascii="Calibri" w:hAnsi="Calibri" w:eastAsia="Microsoft JhengHei"/>
+                <w:sz w:val="17"/>
+                <w:szCs w:val="17"/>
+              </w:rPr>
+              <w:t xml:space="preserve">研究對象為創作者合作，非消費者</w:t>
+            </w:r>
+          </w:p>
+        </w:tc>
+      </w:tr>
+      <w:tr>
+        <w:tc>
+          <w:tcPr>
+            <w:tcW w:w="450" w:type="dxa"/>
+          </w:tcPr>
+          <w:p>
+            <w:pPr>
+              <w:spacing w:after="0"/>
+            </w:pPr>
+            <w:r>
+              <w:rPr>
+                <w:rFonts w:ascii="Calibri" w:hAnsi="Calibri" w:eastAsia="Microsoft JhengHei"/>
+                <w:sz w:val="17"/>
+                <w:szCs w:val="17"/>
+              </w:rPr>
+              <w:t xml:space="preserve">21</w:t>
+            </w:r>
+          </w:p>
+        </w:tc>
+        <w:tc>
+          <w:tcPr>
+            <w:tcW w:w="8600" w:type="dxa"/>
+          </w:tcPr>
+          <w:p>
+            <w:pPr>
+              <w:spacing w:after="0"/>
+            </w:pPr>
+            <w:r>
+              <w:rPr>
+                <w:rFonts w:ascii="Calibri" w:hAnsi="Calibri" w:eastAsia="Microsoft JhengHei"/>
+                <w:sz w:val="17"/>
+                <w:szCs w:val="17"/>
+              </w:rPr>
+              <w:t xml:space="preserve">Tailoring explanations in conversational recommendations (2025)（主題資料夾）</w:t>
+            </w:r>
+          </w:p>
+        </w:tc>
+        <w:tc>
+          <w:tcPr>
+            <w:tcW w:w="4750" w:type="dxa"/>
+          </w:tcPr>
+          <w:p>
+            <w:pPr>
+              <w:spacing w:after="0"/>
+            </w:pPr>
+            <w:r>
+              <w:rPr>
+                <w:rFonts w:ascii="Calibri" w:hAnsi="Calibri" w:eastAsia="Microsoft JhengHei"/>
+                <w:sz w:val="17"/>
+                <w:szCs w:val="17"/>
+              </w:rPr>
+              <w:t xml:space="preserve">推薦系統解釋，非主播情境</w:t>
+            </w:r>
+          </w:p>
+        </w:tc>
+      </w:tr>
+      <w:tr>
+        <w:tc>
+          <w:tcPr>
+            <w:tcW w:w="450" w:type="dxa"/>
+          </w:tcPr>
+          <w:p>
+            <w:pPr>
+              <w:spacing w:after="0"/>
+            </w:pPr>
+            <w:r>
+              <w:rPr>
+                <w:rFonts w:ascii="Calibri" w:hAnsi="Calibri" w:eastAsia="Microsoft JhengHei"/>
+                <w:sz w:val="17"/>
+                <w:szCs w:val="17"/>
+              </w:rPr>
+              <w:t xml:space="preserve">22</w:t>
+            </w:r>
+          </w:p>
+        </w:tc>
+        <w:tc>
+          <w:tcPr>
+            <w:tcW w:w="8600" w:type="dxa"/>
+          </w:tcPr>
+          <w:p>
+            <w:pPr>
+              <w:spacing w:after="0"/>
+            </w:pPr>
+            <w:r>
+              <w:rPr>
+                <w:rFonts w:ascii="Calibri" w:hAnsi="Calibri" w:eastAsia="Microsoft JhengHei"/>
+                <w:sz w:val="17"/>
+                <w:szCs w:val="17"/>
+              </w:rPr>
+              <w:t xml:space="preserve">The impact of AI-personalized recommendations on clicking intentions (2025)（主題資料夾）</w:t>
+            </w:r>
+          </w:p>
+        </w:tc>
+        <w:tc>
+          <w:tcPr>
+            <w:tcW w:w="4750" w:type="dxa"/>
+          </w:tcPr>
+          <w:p>
+            <w:pPr>
+              <w:spacing w:after="0"/>
+            </w:pPr>
+            <w:r>
+              <w:rPr>
+                <w:rFonts w:ascii="Calibri" w:hAnsi="Calibri" w:eastAsia="Microsoft JhengHei"/>
+                <w:sz w:val="17"/>
+                <w:szCs w:val="17"/>
+              </w:rPr>
+              <w:t xml:space="preserve">推薦演算法，非主播情境</w:t>
             </w:r>
           </w:p>
         </w:tc>
@@ -1175,1179 +2397,7 @@
           <w:sz w:val="26"/>
           <w:szCs w:val="26"/>
         </w:rPr>
-        <w:t xml:space="preserve">三、系統性文獻回顧：排除紀錄（網路檢索 9 篇、主題資料夾 10 篇）</w:t>
-      </w:r>
-    </w:p>
-    <w:tbl>
-      <w:tblPr>
-        <w:tblW w:w="0" w:type="auto"/>
-        <w:tblBorders>
-          <w:top w:val="single" w:sz="4" w:space="0" w:color="999999"/>
-          <w:left w:val="single" w:sz="4" w:space="0" w:color="999999"/>
-          <w:bottom w:val="single" w:sz="4" w:space="0" w:color="999999"/>
-          <w:right w:val="single" w:sz="4" w:space="0" w:color="999999"/>
-          <w:insideH w:val="single" w:sz="4" w:space="0" w:color="999999"/>
-          <w:insideV w:val="single" w:sz="4" w:space="0" w:color="999999"/>
-        </w:tblBorders>
-        <w:tblLayout w:type="fixed"/>
-      </w:tblPr>
-      <w:tblGrid>
-        <w:gridCol w:w="450"/>
-        <w:gridCol w:w="8600"/>
-        <w:gridCol w:w="4750"/>
-      </w:tblGrid>
-      <w:tr>
-        <w:tc>
-          <w:tcPr>
-            <w:tcW w:w="450" w:type="dxa"/>
-            <w:shd w:val="clear" w:color="auto" w:fill="E7E6E6"/>
-          </w:tcPr>
-          <w:p>
-            <w:pPr>
-              <w:spacing w:after="0"/>
-            </w:pPr>
-            <w:r>
-              <w:rPr>
-                <w:rFonts w:ascii="Calibri" w:hAnsi="Calibri" w:eastAsia="Microsoft JhengHei"/>
-                <w:b/>
-                <w:sz w:val="17"/>
-                <w:szCs w:val="17"/>
-              </w:rPr>
-              <w:t xml:space="preserve">#</w:t>
-            </w:r>
-          </w:p>
-        </w:tc>
-        <w:tc>
-          <w:tcPr>
-            <w:tcW w:w="8600" w:type="dxa"/>
-            <w:shd w:val="clear" w:color="auto" w:fill="E7E6E6"/>
-          </w:tcPr>
-          <w:p>
-            <w:pPr>
-              <w:spacing w:after="0"/>
-            </w:pPr>
-            <w:r>
-              <w:rPr>
-                <w:rFonts w:ascii="Calibri" w:hAnsi="Calibri" w:eastAsia="Microsoft JhengHei"/>
-                <w:b/>
-                <w:sz w:val="17"/>
-                <w:szCs w:val="17"/>
-              </w:rPr>
-              <w:t xml:space="preserve">文獻</w:t>
-            </w:r>
-          </w:p>
-        </w:tc>
-        <w:tc>
-          <w:tcPr>
-            <w:tcW w:w="4750" w:type="dxa"/>
-            <w:shd w:val="clear" w:color="auto" w:fill="E7E6E6"/>
-          </w:tcPr>
-          <w:p>
-            <w:pPr>
-              <w:spacing w:after="0"/>
-            </w:pPr>
-            <w:r>
-              <w:rPr>
-                <w:rFonts w:ascii="Calibri" w:hAnsi="Calibri" w:eastAsia="Microsoft JhengHei"/>
-                <w:b/>
-                <w:sz w:val="17"/>
-                <w:szCs w:val="17"/>
-              </w:rPr>
-              <w:t xml:space="preserve">排除理由</w:t>
-            </w:r>
-          </w:p>
-        </w:tc>
-      </w:tr>
-      <w:tr>
-        <w:tc>
-          <w:tcPr>
-            <w:tcW w:w="450" w:type="dxa"/>
-          </w:tcPr>
-          <w:p>
-            <w:pPr>
-              <w:spacing w:after="0"/>
-            </w:pPr>
-            <w:r>
-              <w:rPr>
-                <w:rFonts w:ascii="Calibri" w:hAnsi="Calibri" w:eastAsia="Microsoft JhengHei"/>
-                <w:sz w:val="17"/>
-                <w:szCs w:val="17"/>
-              </w:rPr>
-              <w:t xml:space="preserve">1</w:t>
-            </w:r>
-          </w:p>
-        </w:tc>
-        <w:tc>
-          <w:tcPr>
-            <w:tcW w:w="8600" w:type="dxa"/>
-          </w:tcPr>
-          <w:p>
-            <w:pPr>
-              <w:spacing w:after="0"/>
-            </w:pPr>
-            <w:r>
-              <w:rPr>
-                <w:rFonts w:ascii="Calibri" w:hAnsi="Calibri" w:eastAsia="Microsoft JhengHei"/>
-                <w:sz w:val="17"/>
-                <w:szCs w:val="17"/>
-              </w:rPr>
-              <w:t xml:space="preserve">Whether and how to introduce AI-driven virtual streamers: Selling mode selection in live streaming commerce（Electronic Commerce Research, 2025）</w:t>
-            </w:r>
-          </w:p>
-        </w:tc>
-        <w:tc>
-          <w:tcPr>
-            <w:tcW w:w="4750" w:type="dxa"/>
-          </w:tcPr>
-          <w:p>
-            <w:pPr>
-              <w:spacing w:after="0"/>
-            </w:pPr>
-            <w:r>
-              <w:rPr>
-                <w:rFonts w:ascii="Calibri" w:hAnsi="Calibri" w:eastAsia="Microsoft JhengHei"/>
-                <w:sz w:val="17"/>
-                <w:szCs w:val="17"/>
-              </w:rPr>
-              <w:t xml:space="preserve">分析式模型，未量測消費者反應</w:t>
-            </w:r>
-          </w:p>
-        </w:tc>
-      </w:tr>
-      <w:tr>
-        <w:tc>
-          <w:tcPr>
-            <w:tcW w:w="450" w:type="dxa"/>
-          </w:tcPr>
-          <w:p>
-            <w:pPr>
-              <w:spacing w:after="0"/>
-            </w:pPr>
-            <w:r>
-              <w:rPr>
-                <w:rFonts w:ascii="Calibri" w:hAnsi="Calibri" w:eastAsia="Microsoft JhengHei"/>
-                <w:sz w:val="17"/>
-                <w:szCs w:val="17"/>
-              </w:rPr>
-              <w:t xml:space="preserve">2</w:t>
-            </w:r>
-          </w:p>
-        </w:tc>
-        <w:tc>
-          <w:tcPr>
-            <w:tcW w:w="8600" w:type="dxa"/>
-          </w:tcPr>
-          <w:p>
-            <w:pPr>
-              <w:spacing w:after="0"/>
-            </w:pPr>
-            <w:r>
-              <w:rPr>
-                <w:rFonts w:ascii="Calibri" w:hAnsi="Calibri" w:eastAsia="Microsoft JhengHei"/>
-                <w:sz w:val="17"/>
-                <w:szCs w:val="17"/>
-              </w:rPr>
-              <w:t xml:space="preserve">Equilibrium analysis of live-streaming e-commerce supply chain in the AI era（International Journal of Production Research, 2025）</w:t>
-            </w:r>
-          </w:p>
-        </w:tc>
-        <w:tc>
-          <w:tcPr>
-            <w:tcW w:w="4750" w:type="dxa"/>
-          </w:tcPr>
-          <w:p>
-            <w:pPr>
-              <w:spacing w:after="0"/>
-            </w:pPr>
-            <w:r>
-              <w:rPr>
-                <w:rFonts w:ascii="Calibri" w:hAnsi="Calibri" w:eastAsia="Microsoft JhengHei"/>
-                <w:sz w:val="17"/>
-                <w:szCs w:val="17"/>
-              </w:rPr>
-              <w:t xml:space="preserve">供應鏈賽局模型</w:t>
-            </w:r>
-          </w:p>
-        </w:tc>
-      </w:tr>
-      <w:tr>
-        <w:tc>
-          <w:tcPr>
-            <w:tcW w:w="450" w:type="dxa"/>
-          </w:tcPr>
-          <w:p>
-            <w:pPr>
-              <w:spacing w:after="0"/>
-            </w:pPr>
-            <w:r>
-              <w:rPr>
-                <w:rFonts w:ascii="Calibri" w:hAnsi="Calibri" w:eastAsia="Microsoft JhengHei"/>
-                <w:sz w:val="17"/>
-                <w:szCs w:val="17"/>
-              </w:rPr>
-              <w:t xml:space="preserve">3</w:t>
-            </w:r>
-          </w:p>
-        </w:tc>
-        <w:tc>
-          <w:tcPr>
-            <w:tcW w:w="8600" w:type="dxa"/>
-          </w:tcPr>
-          <w:p>
-            <w:pPr>
-              <w:spacing w:after="0"/>
-            </w:pPr>
-            <w:r>
-              <w:rPr>
-                <w:rFonts w:ascii="Calibri" w:hAnsi="Calibri" w:eastAsia="Microsoft JhengHei"/>
-                <w:sz w:val="17"/>
-                <w:szCs w:val="17"/>
-              </w:rPr>
-              <w:t xml:space="preserve">Li, Ning, Fan, Kumar &amp; Ye — Channel choice in live streaming commerce（Production and Operations Management, 2024）</w:t>
-            </w:r>
-          </w:p>
-        </w:tc>
-        <w:tc>
-          <w:tcPr>
-            <w:tcW w:w="4750" w:type="dxa"/>
-          </w:tcPr>
-          <w:p>
-            <w:pPr>
-              <w:spacing w:after="0"/>
-            </w:pPr>
-            <w:r>
-              <w:rPr>
-                <w:rFonts w:ascii="Calibri" w:hAnsi="Calibri" w:eastAsia="Microsoft JhengHei"/>
-                <w:sz w:val="17"/>
-                <w:szCs w:val="17"/>
-              </w:rPr>
-              <w:t xml:space="preserve">通路選擇模型，非消費者端</w:t>
-            </w:r>
-          </w:p>
-        </w:tc>
-      </w:tr>
-      <w:tr>
-        <w:tc>
-          <w:tcPr>
-            <w:tcW w:w="450" w:type="dxa"/>
-          </w:tcPr>
-          <w:p>
-            <w:pPr>
-              <w:spacing w:after="0"/>
-            </w:pPr>
-            <w:r>
-              <w:rPr>
-                <w:rFonts w:ascii="Calibri" w:hAnsi="Calibri" w:eastAsia="Microsoft JhengHei"/>
-                <w:sz w:val="17"/>
-                <w:szCs w:val="17"/>
-              </w:rPr>
-              <w:t xml:space="preserve">4</w:t>
-            </w:r>
-          </w:p>
-        </w:tc>
-        <w:tc>
-          <w:tcPr>
-            <w:tcW w:w="8600" w:type="dxa"/>
-          </w:tcPr>
-          <w:p>
-            <w:pPr>
-              <w:spacing w:after="0"/>
-            </w:pPr>
-            <w:r>
-              <w:rPr>
-                <w:rFonts w:ascii="Calibri" w:hAnsi="Calibri" w:eastAsia="Microsoft JhengHei"/>
-                <w:sz w:val="17"/>
-                <w:szCs w:val="17"/>
-              </w:rPr>
-              <w:t xml:space="preserve">Duan &amp; Song — The adoption of live streaming channel considering impulse buying and product returns（International Journal of Production Economics, 274, 2024）</w:t>
-            </w:r>
-          </w:p>
-        </w:tc>
-        <w:tc>
-          <w:tcPr>
-            <w:tcW w:w="4750" w:type="dxa"/>
-          </w:tcPr>
-          <w:p>
-            <w:pPr>
-              <w:spacing w:after="0"/>
-            </w:pPr>
-            <w:r>
-              <w:rPr>
-                <w:rFonts w:ascii="Calibri" w:hAnsi="Calibri" w:eastAsia="Microsoft JhengHei"/>
-                <w:sz w:val="17"/>
-                <w:szCs w:val="17"/>
-              </w:rPr>
-              <w:t xml:space="preserve">分析式模型</w:t>
-            </w:r>
-          </w:p>
-        </w:tc>
-      </w:tr>
-      <w:tr>
-        <w:tc>
-          <w:tcPr>
-            <w:tcW w:w="450" w:type="dxa"/>
-          </w:tcPr>
-          <w:p>
-            <w:pPr>
-              <w:spacing w:after="0"/>
-            </w:pPr>
-            <w:r>
-              <w:rPr>
-                <w:rFonts w:ascii="Calibri" w:hAnsi="Calibri" w:eastAsia="Microsoft JhengHei"/>
-                <w:sz w:val="17"/>
-                <w:szCs w:val="17"/>
-              </w:rPr>
-              <w:t xml:space="preserve">5</w:t>
-            </w:r>
-          </w:p>
-        </w:tc>
-        <w:tc>
-          <w:tcPr>
-            <w:tcW w:w="8600" w:type="dxa"/>
-          </w:tcPr>
-          <w:p>
-            <w:pPr>
-              <w:spacing w:after="0"/>
-            </w:pPr>
-            <w:r>
-              <w:rPr>
-                <w:rFonts w:ascii="Calibri" w:hAnsi="Calibri" w:eastAsia="Microsoft JhengHei"/>
-                <w:sz w:val="17"/>
-                <w:szCs w:val="17"/>
-              </w:rPr>
-              <w:t xml:space="preserve">He et al. — Live-streaming selling with consumer returns: Sample strategy, pricing and streamer choice（International Transactions in Operational Research, 2025）</w:t>
-            </w:r>
-          </w:p>
-        </w:tc>
-        <w:tc>
-          <w:tcPr>
-            <w:tcW w:w="4750" w:type="dxa"/>
-          </w:tcPr>
-          <w:p>
-            <w:pPr>
-              <w:spacing w:after="0"/>
-            </w:pPr>
-            <w:r>
-              <w:rPr>
-                <w:rFonts w:ascii="Calibri" w:hAnsi="Calibri" w:eastAsia="Microsoft JhengHei"/>
-                <w:sz w:val="17"/>
-                <w:szCs w:val="17"/>
-              </w:rPr>
-              <w:t xml:space="preserve">分析式模型</w:t>
-            </w:r>
-          </w:p>
-        </w:tc>
-      </w:tr>
-      <w:tr>
-        <w:tc>
-          <w:tcPr>
-            <w:tcW w:w="450" w:type="dxa"/>
-          </w:tcPr>
-          <w:p>
-            <w:pPr>
-              <w:spacing w:after="0"/>
-            </w:pPr>
-            <w:r>
-              <w:rPr>
-                <w:rFonts w:ascii="Calibri" w:hAnsi="Calibri" w:eastAsia="Microsoft JhengHei"/>
-                <w:sz w:val="17"/>
-                <w:szCs w:val="17"/>
-              </w:rPr>
-              <w:t xml:space="preserve">6</w:t>
-            </w:r>
-          </w:p>
-        </w:tc>
-        <w:tc>
-          <w:tcPr>
-            <w:tcW w:w="8600" w:type="dxa"/>
-          </w:tcPr>
-          <w:p>
-            <w:pPr>
-              <w:spacing w:after="0"/>
-            </w:pPr>
-            <w:r>
-              <w:rPr>
-                <w:rFonts w:ascii="Calibri" w:hAnsi="Calibri" w:eastAsia="Microsoft JhengHei"/>
-                <w:sz w:val="17"/>
-                <w:szCs w:val="17"/>
-              </w:rPr>
-              <w:t xml:space="preserve">Tian, Sun &amp; Qiu — Live-streaming vs. traditional e-commerce: Sales and product return advantages of brand live streaming（SSRN 工作論文, 2024）</w:t>
-            </w:r>
-          </w:p>
-        </w:tc>
-        <w:tc>
-          <w:tcPr>
-            <w:tcW w:w="4750" w:type="dxa"/>
-          </w:tcPr>
-          <w:p>
-            <w:pPr>
-              <w:spacing w:after="0"/>
-            </w:pPr>
-            <w:r>
-              <w:rPr>
-                <w:rFonts w:ascii="Calibri" w:hAnsi="Calibri" w:eastAsia="Microsoft JhengHei"/>
-                <w:sz w:val="17"/>
-                <w:szCs w:val="17"/>
-              </w:rPr>
-              <w:t xml:space="preserve">未經同儕審查之工作論文</w:t>
-            </w:r>
-          </w:p>
-        </w:tc>
-      </w:tr>
-      <w:tr>
-        <w:tc>
-          <w:tcPr>
-            <w:tcW w:w="450" w:type="dxa"/>
-          </w:tcPr>
-          <w:p>
-            <w:pPr>
-              <w:spacing w:after="0"/>
-            </w:pPr>
-            <w:r>
-              <w:rPr>
-                <w:rFonts w:ascii="Calibri" w:hAnsi="Calibri" w:eastAsia="Microsoft JhengHei"/>
-                <w:sz w:val="17"/>
-                <w:szCs w:val="17"/>
-              </w:rPr>
-              <w:t xml:space="preserve">7</w:t>
-            </w:r>
-          </w:p>
-        </w:tc>
-        <w:tc>
-          <w:tcPr>
-            <w:tcW w:w="8600" w:type="dxa"/>
-          </w:tcPr>
-          <w:p>
-            <w:pPr>
-              <w:spacing w:after="0"/>
-            </w:pPr>
-            <w:r>
-              <w:rPr>
-                <w:rFonts w:ascii="Calibri" w:hAnsi="Calibri" w:eastAsia="Microsoft JhengHei"/>
-                <w:sz w:val="17"/>
-                <w:szCs w:val="17"/>
-              </w:rPr>
-              <w:t xml:space="preserve">Rese — Effects of live streaming commerce on returns and measures for return avoidance from a customer's perspective（Marketing ZFP, 2023）</w:t>
-            </w:r>
-          </w:p>
-        </w:tc>
-        <w:tc>
-          <w:tcPr>
-            <w:tcW w:w="4750" w:type="dxa"/>
-          </w:tcPr>
-          <w:p>
-            <w:pPr>
-              <w:spacing w:after="0"/>
-            </w:pPr>
-            <w:r>
-              <w:rPr>
-                <w:rFonts w:ascii="Calibri" w:hAnsi="Calibri" w:eastAsia="Microsoft JhengHei"/>
-                <w:sz w:val="17"/>
-                <w:szCs w:val="17"/>
-              </w:rPr>
-              <w:t xml:space="preserve">德語期刊，未達篩選期刊等級</w:t>
-            </w:r>
-          </w:p>
-        </w:tc>
-      </w:tr>
-      <w:tr>
-        <w:tc>
-          <w:tcPr>
-            <w:tcW w:w="450" w:type="dxa"/>
-          </w:tcPr>
-          <w:p>
-            <w:pPr>
-              <w:spacing w:after="0"/>
-            </w:pPr>
-            <w:r>
-              <w:rPr>
-                <w:rFonts w:ascii="Calibri" w:hAnsi="Calibri" w:eastAsia="Microsoft JhengHei"/>
-                <w:sz w:val="17"/>
-                <w:szCs w:val="17"/>
-              </w:rPr>
-              <w:t xml:space="preserve">8</w:t>
-            </w:r>
-          </w:p>
-        </w:tc>
-        <w:tc>
-          <w:tcPr>
-            <w:tcW w:w="8600" w:type="dxa"/>
-          </w:tcPr>
-          <w:p>
-            <w:pPr>
-              <w:spacing w:after="0"/>
-            </w:pPr>
-            <w:r>
-              <w:rPr>
-                <w:rFonts w:ascii="Calibri" w:hAnsi="Calibri" w:eastAsia="Microsoft JhengHei"/>
-                <w:sz w:val="17"/>
-                <w:szCs w:val="17"/>
-              </w:rPr>
-              <w:t xml:space="preserve">Li &amp; Ab Hamid — Live streaming and purchase intention: A bibliometric analysis and systematic literature review（Journal of Infrastructure, Policy and Development, 2025）</w:t>
-            </w:r>
-          </w:p>
-        </w:tc>
-        <w:tc>
-          <w:tcPr>
-            <w:tcW w:w="4750" w:type="dxa"/>
-          </w:tcPr>
-          <w:p>
-            <w:pPr>
-              <w:spacing w:after="0"/>
-            </w:pPr>
-            <w:r>
-              <w:rPr>
-                <w:rFonts w:ascii="Calibri" w:hAnsi="Calibri" w:eastAsia="Microsoft JhengHei"/>
-                <w:sz w:val="17"/>
-                <w:szCs w:val="17"/>
-              </w:rPr>
-              <w:t xml:space="preserve">未達篩選期刊等級；以 Luo et al. (2025) 代替</w:t>
-            </w:r>
-          </w:p>
-        </w:tc>
-      </w:tr>
-      <w:tr>
-        <w:tc>
-          <w:tcPr>
-            <w:tcW w:w="450" w:type="dxa"/>
-          </w:tcPr>
-          <w:p>
-            <w:pPr>
-              <w:spacing w:after="0"/>
-            </w:pPr>
-            <w:r>
-              <w:rPr>
-                <w:rFonts w:ascii="Calibri" w:hAnsi="Calibri" w:eastAsia="Microsoft JhengHei"/>
-                <w:sz w:val="17"/>
-                <w:szCs w:val="17"/>
-              </w:rPr>
-              <w:t xml:space="preserve">9</w:t>
-            </w:r>
-          </w:p>
-        </w:tc>
-        <w:tc>
-          <w:tcPr>
-            <w:tcW w:w="8600" w:type="dxa"/>
-          </w:tcPr>
-          <w:p>
-            <w:pPr>
-              <w:spacing w:after="0"/>
-            </w:pPr>
-            <w:r>
-              <w:rPr>
-                <w:rFonts w:ascii="Calibri" w:hAnsi="Calibri" w:eastAsia="Microsoft JhengHei"/>
-                <w:sz w:val="17"/>
-                <w:szCs w:val="17"/>
-              </w:rPr>
-              <w:t xml:space="preserve">Do larger audiences generate greater revenues under pay what you want? Evidence from a live streaming platform（Marketing Science, 40(5), 2021）</w:t>
-            </w:r>
-          </w:p>
-        </w:tc>
-        <w:tc>
-          <w:tcPr>
-            <w:tcW w:w="4750" w:type="dxa"/>
-          </w:tcPr>
-          <w:p>
-            <w:pPr>
-              <w:spacing w:after="0"/>
-            </w:pPr>
-            <w:r>
-              <w:rPr>
-                <w:rFonts w:ascii="Calibri" w:hAnsi="Calibri" w:eastAsia="Microsoft JhengHei"/>
-                <w:sz w:val="17"/>
-                <w:szCs w:val="17"/>
-              </w:rPr>
-              <w:t xml:space="preserve">主題為打賞定價，與主播類型無關</w:t>
-            </w:r>
-          </w:p>
-        </w:tc>
-      </w:tr>
-      <w:tr>
-        <w:tc>
-          <w:tcPr>
-            <w:tcW w:w="450" w:type="dxa"/>
-          </w:tcPr>
-          <w:p>
-            <w:pPr>
-              <w:spacing w:after="0"/>
-            </w:pPr>
-            <w:r>
-              <w:rPr>
-                <w:rFonts w:ascii="Calibri" w:hAnsi="Calibri" w:eastAsia="Microsoft JhengHei"/>
-                <w:sz w:val="17"/>
-                <w:szCs w:val="17"/>
-              </w:rPr>
-              <w:t xml:space="preserve">10</w:t>
-            </w:r>
-          </w:p>
-        </w:tc>
-        <w:tc>
-          <w:tcPr>
-            <w:tcW w:w="8600" w:type="dxa"/>
-          </w:tcPr>
-          <w:p>
-            <w:pPr>
-              <w:spacing w:after="0"/>
-            </w:pPr>
-            <w:r>
-              <w:rPr>
-                <w:rFonts w:ascii="Calibri" w:hAnsi="Calibri" w:eastAsia="Microsoft JhengHei"/>
-                <w:sz w:val="17"/>
-                <w:szCs w:val="17"/>
-              </w:rPr>
-              <w:t xml:space="preserve">Love deepens hatred! AI immorality and users’ love-becomes-hate phenomenon (2025)（主題資料夾）</w:t>
-            </w:r>
-          </w:p>
-        </w:tc>
-        <w:tc>
-          <w:tcPr>
-            <w:tcW w:w="4750" w:type="dxa"/>
-          </w:tcPr>
-          <w:p>
-            <w:pPr>
-              <w:spacing w:after="0"/>
-            </w:pPr>
-            <w:r>
-              <w:rPr>
-                <w:rFonts w:ascii="Calibri" w:hAnsi="Calibri" w:eastAsia="Microsoft JhengHei"/>
-                <w:sz w:val="17"/>
-                <w:szCs w:val="17"/>
-              </w:rPr>
-              <w:t xml:space="preserve">主題為 AI 違反道德，非銷售情境</w:t>
-            </w:r>
-          </w:p>
-        </w:tc>
-      </w:tr>
-      <w:tr>
-        <w:tc>
-          <w:tcPr>
-            <w:tcW w:w="450" w:type="dxa"/>
-          </w:tcPr>
-          <w:p>
-            <w:pPr>
-              <w:spacing w:after="0"/>
-            </w:pPr>
-            <w:r>
-              <w:rPr>
-                <w:rFonts w:ascii="Calibri" w:hAnsi="Calibri" w:eastAsia="Microsoft JhengHei"/>
-                <w:sz w:val="17"/>
-                <w:szCs w:val="17"/>
-              </w:rPr>
-              <w:t xml:space="preserve">11</w:t>
-            </w:r>
-          </w:p>
-        </w:tc>
-        <w:tc>
-          <w:tcPr>
-            <w:tcW w:w="8600" w:type="dxa"/>
-          </w:tcPr>
-          <w:p>
-            <w:pPr>
-              <w:spacing w:after="0"/>
-            </w:pPr>
-            <w:r>
-              <w:rPr>
-                <w:rFonts w:ascii="Calibri" w:hAnsi="Calibri" w:eastAsia="Microsoft JhengHei"/>
-                <w:sz w:val="17"/>
-                <w:szCs w:val="17"/>
-              </w:rPr>
-              <w:t xml:space="preserve">Understanding user acceptance of AI-driven chatbots in China’s e-commerce (2025)（主題資料夾）</w:t>
-            </w:r>
-          </w:p>
-        </w:tc>
-        <w:tc>
-          <w:tcPr>
-            <w:tcW w:w="4750" w:type="dxa"/>
-          </w:tcPr>
-          <w:p>
-            <w:pPr>
-              <w:spacing w:after="0"/>
-            </w:pPr>
-            <w:r>
-              <w:rPr>
-                <w:rFonts w:ascii="Calibri" w:hAnsi="Calibri" w:eastAsia="Microsoft JhengHei"/>
-                <w:sz w:val="17"/>
-                <w:szCs w:val="17"/>
-              </w:rPr>
-              <w:t xml:space="preserve">期刊（Systems）未達篩選等級</w:t>
-            </w:r>
-          </w:p>
-        </w:tc>
-      </w:tr>
-      <w:tr>
-        <w:tc>
-          <w:tcPr>
-            <w:tcW w:w="450" w:type="dxa"/>
-          </w:tcPr>
-          <w:p>
-            <w:pPr>
-              <w:spacing w:after="0"/>
-            </w:pPr>
-            <w:r>
-              <w:rPr>
-                <w:rFonts w:ascii="Calibri" w:hAnsi="Calibri" w:eastAsia="Microsoft JhengHei"/>
-                <w:sz w:val="17"/>
-                <w:szCs w:val="17"/>
-              </w:rPr>
-              <w:t xml:space="preserve">12</w:t>
-            </w:r>
-          </w:p>
-        </w:tc>
-        <w:tc>
-          <w:tcPr>
-            <w:tcW w:w="8600" w:type="dxa"/>
-          </w:tcPr>
-          <w:p>
-            <w:pPr>
-              <w:spacing w:after="0"/>
-            </w:pPr>
-            <w:r>
-              <w:rPr>
-                <w:rFonts w:ascii="Calibri" w:hAnsi="Calibri" w:eastAsia="Microsoft JhengHei"/>
-                <w:sz w:val="17"/>
-                <w:szCs w:val="17"/>
-              </w:rPr>
-              <w:t xml:space="preserve">Corrigendum to “Lower than expected but still willing to use” (2025)（主題資料夾）</w:t>
-            </w:r>
-          </w:p>
-        </w:tc>
-        <w:tc>
-          <w:tcPr>
-            <w:tcW w:w="4750" w:type="dxa"/>
-          </w:tcPr>
-          <w:p>
-            <w:pPr>
-              <w:spacing w:after="0"/>
-            </w:pPr>
-            <w:r>
-              <w:rPr>
-                <w:rFonts w:ascii="Calibri" w:hAnsi="Calibri" w:eastAsia="Microsoft JhengHei"/>
-                <w:sz w:val="17"/>
-                <w:szCs w:val="17"/>
-              </w:rPr>
-              <w:t xml:space="preserve">勘誤，非研究論文</w:t>
-            </w:r>
-          </w:p>
-        </w:tc>
-      </w:tr>
-      <w:tr>
-        <w:tc>
-          <w:tcPr>
-            <w:tcW w:w="450" w:type="dxa"/>
-          </w:tcPr>
-          <w:p>
-            <w:pPr>
-              <w:spacing w:after="0"/>
-            </w:pPr>
-            <w:r>
-              <w:rPr>
-                <w:rFonts w:ascii="Calibri" w:hAnsi="Calibri" w:eastAsia="Microsoft JhengHei"/>
-                <w:sz w:val="17"/>
-                <w:szCs w:val="17"/>
-              </w:rPr>
-              <w:t xml:space="preserve">13</w:t>
-            </w:r>
-          </w:p>
-        </w:tc>
-        <w:tc>
-          <w:tcPr>
-            <w:tcW w:w="8600" w:type="dxa"/>
-          </w:tcPr>
-          <w:p>
-            <w:pPr>
-              <w:spacing w:after="0"/>
-            </w:pPr>
-            <w:r>
-              <w:rPr>
-                <w:rFonts w:ascii="Calibri" w:hAnsi="Calibri" w:eastAsia="Microsoft JhengHei"/>
-                <w:sz w:val="17"/>
-                <w:szCs w:val="17"/>
-              </w:rPr>
-              <w:t xml:space="preserve">Optimizing cooperation mechanisms for AR services (2025)（主題資料夾）</w:t>
-            </w:r>
-          </w:p>
-        </w:tc>
-        <w:tc>
-          <w:tcPr>
-            <w:tcW w:w="4750" w:type="dxa"/>
-          </w:tcPr>
-          <w:p>
-            <w:pPr>
-              <w:spacing w:after="0"/>
-            </w:pPr>
-            <w:r>
-              <w:rPr>
-                <w:rFonts w:ascii="Calibri" w:hAnsi="Calibri" w:eastAsia="Microsoft JhengHei"/>
-                <w:sz w:val="17"/>
-                <w:szCs w:val="17"/>
-              </w:rPr>
-              <w:t xml:space="preserve">AR 合作機制模型，非主播情境</w:t>
-            </w:r>
-          </w:p>
-        </w:tc>
-      </w:tr>
-      <w:tr>
-        <w:tc>
-          <w:tcPr>
-            <w:tcW w:w="450" w:type="dxa"/>
-          </w:tcPr>
-          <w:p>
-            <w:pPr>
-              <w:spacing w:after="0"/>
-            </w:pPr>
-            <w:r>
-              <w:rPr>
-                <w:rFonts w:ascii="Calibri" w:hAnsi="Calibri" w:eastAsia="Microsoft JhengHei"/>
-                <w:sz w:val="17"/>
-                <w:szCs w:val="17"/>
-              </w:rPr>
-              <w:t xml:space="preserve">14</w:t>
-            </w:r>
-          </w:p>
-        </w:tc>
-        <w:tc>
-          <w:tcPr>
-            <w:tcW w:w="8600" w:type="dxa"/>
-          </w:tcPr>
-          <w:p>
-            <w:pPr>
-              <w:spacing w:after="0"/>
-            </w:pPr>
-            <w:r>
-              <w:rPr>
-                <w:rFonts w:ascii="Calibri" w:hAnsi="Calibri" w:eastAsia="Microsoft JhengHei"/>
-                <w:sz w:val="17"/>
-                <w:szCs w:val="17"/>
-              </w:rPr>
-              <w:t xml:space="preserve">Retailer live streaming strategy in the face of manufacturer encroachment (2025)（主題資料夾）</w:t>
-            </w:r>
-          </w:p>
-        </w:tc>
-        <w:tc>
-          <w:tcPr>
-            <w:tcW w:w="4750" w:type="dxa"/>
-          </w:tcPr>
-          <w:p>
-            <w:pPr>
-              <w:spacing w:after="0"/>
-            </w:pPr>
-            <w:r>
-              <w:rPr>
-                <w:rFonts w:ascii="Calibri" w:hAnsi="Calibri" w:eastAsia="Microsoft JhengHei"/>
-                <w:sz w:val="17"/>
-                <w:szCs w:val="17"/>
-              </w:rPr>
-              <w:t xml:space="preserve">分析式模型</w:t>
-            </w:r>
-          </w:p>
-        </w:tc>
-      </w:tr>
-      <w:tr>
-        <w:tc>
-          <w:tcPr>
-            <w:tcW w:w="450" w:type="dxa"/>
-          </w:tcPr>
-          <w:p>
-            <w:pPr>
-              <w:spacing w:after="0"/>
-            </w:pPr>
-            <w:r>
-              <w:rPr>
-                <w:rFonts w:ascii="Calibri" w:hAnsi="Calibri" w:eastAsia="Microsoft JhengHei"/>
-                <w:sz w:val="17"/>
-                <w:szCs w:val="17"/>
-              </w:rPr>
-              <w:t xml:space="preserve">15</w:t>
-            </w:r>
-          </w:p>
-        </w:tc>
-        <w:tc>
-          <w:tcPr>
-            <w:tcW w:w="8600" w:type="dxa"/>
-          </w:tcPr>
-          <w:p>
-            <w:pPr>
-              <w:spacing w:after="0"/>
-            </w:pPr>
-            <w:r>
-              <w:rPr>
-                <w:rFonts w:ascii="Calibri" w:hAnsi="Calibri" w:eastAsia="Microsoft JhengHei"/>
-                <w:sz w:val="17"/>
-                <w:szCs w:val="17"/>
-              </w:rPr>
-              <w:t xml:space="preserve">Maintaining e-commerce supply chain viability … strategic live-streaming channel (2025)（主題資料夾）</w:t>
-            </w:r>
-          </w:p>
-        </w:tc>
-        <w:tc>
-          <w:tcPr>
-            <w:tcW w:w="4750" w:type="dxa"/>
-          </w:tcPr>
-          <w:p>
-            <w:pPr>
-              <w:spacing w:after="0"/>
-            </w:pPr>
-            <w:r>
-              <w:rPr>
-                <w:rFonts w:ascii="Calibri" w:hAnsi="Calibri" w:eastAsia="Microsoft JhengHei"/>
-                <w:sz w:val="17"/>
-                <w:szCs w:val="17"/>
-              </w:rPr>
-              <w:t xml:space="preserve">分析式模型</w:t>
-            </w:r>
-          </w:p>
-        </w:tc>
-      </w:tr>
-      <w:tr>
-        <w:tc>
-          <w:tcPr>
-            <w:tcW w:w="450" w:type="dxa"/>
-          </w:tcPr>
-          <w:p>
-            <w:pPr>
-              <w:spacing w:after="0"/>
-            </w:pPr>
-            <w:r>
-              <w:rPr>
-                <w:rFonts w:ascii="Calibri" w:hAnsi="Calibri" w:eastAsia="Microsoft JhengHei"/>
-                <w:sz w:val="17"/>
-                <w:szCs w:val="17"/>
-              </w:rPr>
-              <w:t xml:space="preserve">16</w:t>
-            </w:r>
-          </w:p>
-        </w:tc>
-        <w:tc>
-          <w:tcPr>
-            <w:tcW w:w="8600" w:type="dxa"/>
-          </w:tcPr>
-          <w:p>
-            <w:pPr>
-              <w:spacing w:after="0"/>
-            </w:pPr>
-            <w:r>
-              <w:rPr>
-                <w:rFonts w:ascii="Calibri" w:hAnsi="Calibri" w:eastAsia="Microsoft JhengHei"/>
-                <w:sz w:val="17"/>
-                <w:szCs w:val="17"/>
-              </w:rPr>
-              <w:t xml:space="preserve">How does blockchain mitigate false advertising in live streaming e-commerce (2025)（主題資料夾）</w:t>
-            </w:r>
-          </w:p>
-        </w:tc>
-        <w:tc>
-          <w:tcPr>
-            <w:tcW w:w="4750" w:type="dxa"/>
-          </w:tcPr>
-          <w:p>
-            <w:pPr>
-              <w:spacing w:after="0"/>
-            </w:pPr>
-            <w:r>
-              <w:rPr>
-                <w:rFonts w:ascii="Calibri" w:hAnsi="Calibri" w:eastAsia="Microsoft JhengHei"/>
-                <w:sz w:val="17"/>
-                <w:szCs w:val="17"/>
-              </w:rPr>
-              <w:t xml:space="preserve">演化賽局模型</w:t>
-            </w:r>
-          </w:p>
-        </w:tc>
-      </w:tr>
-      <w:tr>
-        <w:tc>
-          <w:tcPr>
-            <w:tcW w:w="450" w:type="dxa"/>
-          </w:tcPr>
-          <w:p>
-            <w:pPr>
-              <w:spacing w:after="0"/>
-            </w:pPr>
-            <w:r>
-              <w:rPr>
-                <w:rFonts w:ascii="Calibri" w:hAnsi="Calibri" w:eastAsia="Microsoft JhengHei"/>
-                <w:sz w:val="17"/>
-                <w:szCs w:val="17"/>
-              </w:rPr>
-              <w:t xml:space="preserve">17</w:t>
-            </w:r>
-          </w:p>
-        </w:tc>
-        <w:tc>
-          <w:tcPr>
-            <w:tcW w:w="8600" w:type="dxa"/>
-          </w:tcPr>
-          <w:p>
-            <w:pPr>
-              <w:spacing w:after="0"/>
-            </w:pPr>
-            <w:r>
-              <w:rPr>
-                <w:rFonts w:ascii="Calibri" w:hAnsi="Calibri" w:eastAsia="Microsoft JhengHei"/>
-                <w:sz w:val="17"/>
-                <w:szCs w:val="17"/>
-              </w:rPr>
-              <w:t xml:space="preserve">Online creators’ strategic cooperation in two-sided synchronous UGC market (2025)（主題資料夾）</w:t>
-            </w:r>
-          </w:p>
-        </w:tc>
-        <w:tc>
-          <w:tcPr>
-            <w:tcW w:w="4750" w:type="dxa"/>
-          </w:tcPr>
-          <w:p>
-            <w:pPr>
-              <w:spacing w:after="0"/>
-            </w:pPr>
-            <w:r>
-              <w:rPr>
-                <w:rFonts w:ascii="Calibri" w:hAnsi="Calibri" w:eastAsia="Microsoft JhengHei"/>
-                <w:sz w:val="17"/>
-                <w:szCs w:val="17"/>
-              </w:rPr>
-              <w:t xml:space="preserve">研究對象為創作者合作，非消費者</w:t>
-            </w:r>
-          </w:p>
-        </w:tc>
-      </w:tr>
-      <w:tr>
-        <w:tc>
-          <w:tcPr>
-            <w:tcW w:w="450" w:type="dxa"/>
-          </w:tcPr>
-          <w:p>
-            <w:pPr>
-              <w:spacing w:after="0"/>
-            </w:pPr>
-            <w:r>
-              <w:rPr>
-                <w:rFonts w:ascii="Calibri" w:hAnsi="Calibri" w:eastAsia="Microsoft JhengHei"/>
-                <w:sz w:val="17"/>
-                <w:szCs w:val="17"/>
-              </w:rPr>
-              <w:t xml:space="preserve">18</w:t>
-            </w:r>
-          </w:p>
-        </w:tc>
-        <w:tc>
-          <w:tcPr>
-            <w:tcW w:w="8600" w:type="dxa"/>
-          </w:tcPr>
-          <w:p>
-            <w:pPr>
-              <w:spacing w:after="0"/>
-            </w:pPr>
-            <w:r>
-              <w:rPr>
-                <w:rFonts w:ascii="Calibri" w:hAnsi="Calibri" w:eastAsia="Microsoft JhengHei"/>
-                <w:sz w:val="17"/>
-                <w:szCs w:val="17"/>
-              </w:rPr>
-              <w:t xml:space="preserve">Tailoring explanations in conversational recommendations (2025)（主題資料夾）</w:t>
-            </w:r>
-          </w:p>
-        </w:tc>
-        <w:tc>
-          <w:tcPr>
-            <w:tcW w:w="4750" w:type="dxa"/>
-          </w:tcPr>
-          <w:p>
-            <w:pPr>
-              <w:spacing w:after="0"/>
-            </w:pPr>
-            <w:r>
-              <w:rPr>
-                <w:rFonts w:ascii="Calibri" w:hAnsi="Calibri" w:eastAsia="Microsoft JhengHei"/>
-                <w:sz w:val="17"/>
-                <w:szCs w:val="17"/>
-              </w:rPr>
-              <w:t xml:space="preserve">推薦系統解釋，非主播情境</w:t>
-            </w:r>
-          </w:p>
-        </w:tc>
-      </w:tr>
-      <w:tr>
-        <w:tc>
-          <w:tcPr>
-            <w:tcW w:w="450" w:type="dxa"/>
-          </w:tcPr>
-          <w:p>
-            <w:pPr>
-              <w:spacing w:after="0"/>
-            </w:pPr>
-            <w:r>
-              <w:rPr>
-                <w:rFonts w:ascii="Calibri" w:hAnsi="Calibri" w:eastAsia="Microsoft JhengHei"/>
-                <w:sz w:val="17"/>
-                <w:szCs w:val="17"/>
-              </w:rPr>
-              <w:t xml:space="preserve">19</w:t>
-            </w:r>
-          </w:p>
-        </w:tc>
-        <w:tc>
-          <w:tcPr>
-            <w:tcW w:w="8600" w:type="dxa"/>
-          </w:tcPr>
-          <w:p>
-            <w:pPr>
-              <w:spacing w:after="0"/>
-            </w:pPr>
-            <w:r>
-              <w:rPr>
-                <w:rFonts w:ascii="Calibri" w:hAnsi="Calibri" w:eastAsia="Microsoft JhengHei"/>
-                <w:sz w:val="17"/>
-                <w:szCs w:val="17"/>
-              </w:rPr>
-              <w:t xml:space="preserve">The impact of AI-personalized recommendations on clicking intentions (2025)（主題資料夾）</w:t>
-            </w:r>
-          </w:p>
-        </w:tc>
-        <w:tc>
-          <w:tcPr>
-            <w:tcW w:w="4750" w:type="dxa"/>
-          </w:tcPr>
-          <w:p>
-            <w:pPr>
-              <w:spacing w:after="0"/>
-            </w:pPr>
-            <w:r>
-              <w:rPr>
-                <w:rFonts w:ascii="Calibri" w:hAnsi="Calibri" w:eastAsia="Microsoft JhengHei"/>
-                <w:sz w:val="17"/>
-                <w:szCs w:val="17"/>
-              </w:rPr>
-              <w:t xml:space="preserve">推薦演算法，非主播情境</w:t>
-            </w:r>
-          </w:p>
-        </w:tc>
-      </w:tr>
-    </w:tbl>
-    <w:p>
-      <w:pPr>
-        <w:spacing w:after="0"/>
-      </w:pPr>
-      <w:r>
-        <w:rPr>
-          <w:rFonts w:ascii="Calibri" w:hAnsi="Calibri" w:eastAsia="Microsoft JhengHei"/>
-          <w:sz w:val="10"/>
-          <w:szCs w:val="10"/>
-        </w:rPr>
-        <w:t xml:space="preserve"/>
-      </w:r>
-    </w:p>
-    <w:p>
-      <w:pPr>
-        <w:spacing w:after="120"/>
-      </w:pPr>
-      <w:r>
-        <w:rPr>
-          <w:rFonts w:ascii="Calibri" w:hAnsi="Calibri" w:eastAsia="Microsoft JhengHei"/>
-          <w:b/>
-          <w:sz w:val="26"/>
-          <w:szCs w:val="26"/>
-        </w:rPr>
-        <w:t xml:space="preserve">四、系統性文獻回顧：保留候選、已下載並歸檔（16 篇）</w:t>
+        <w:t xml:space="preserve">四、系統性文獻回顧：保留候選之全文篩選結果（16 篇；納入 13、排除 3）</w:t>
       </w:r>
     </w:p>
     <w:p>
@@ -2360,7 +2410,7 @@
           <w:sz w:val="21"/>
           <w:szCs w:val="21"/>
         </w:rPr>
-        <w:t xml:space="preserve">以下文獻已由 External References 更名並歸檔，書目資料依 PDF 更新；尚待全文篩選，篩選後決定是否納入計畫書。</w:t>
+        <w:t xml:space="preserve">以下文獻已由 External References 更名並歸檔，書目資料依 PDF 更新。納入者已列入計畫書參考文獻與缺口矩陣；排除者亦列於第三節。</w:t>
       </w:r>
     </w:p>
     <w:tbl>
@@ -2438,7 +2488,7 @@
                 <w:sz w:val="17"/>
                 <w:szCs w:val="17"/>
               </w:rPr>
-              <w:t xml:space="preserve">所在資料夾</w:t>
+              <w:t xml:space="preserve">篩選結果｜所在資料夾</w:t>
             </w:r>
           </w:p>
         </w:tc>
@@ -2494,7 +2544,7 @@
                 <w:sz w:val="17"/>
                 <w:szCs w:val="17"/>
               </w:rPr>
-              <w:t xml:space="preserve">1. 主題一 創新發展</w:t>
+              <w:t xml:space="preserve">納入｜1. 主題一 創新發展</w:t>
             </w:r>
           </w:p>
         </w:tc>
@@ -2550,7 +2600,7 @@
                 <w:sz w:val="17"/>
                 <w:szCs w:val="17"/>
               </w:rPr>
-              <w:t xml:space="preserve">1. 主題一 創新發展</w:t>
+              <w:t xml:space="preserve">納入｜1. 主題一 創新發展</w:t>
             </w:r>
           </w:p>
         </w:tc>
@@ -2606,7 +2656,7 @@
                 <w:sz w:val="17"/>
                 <w:szCs w:val="17"/>
               </w:rPr>
-              <w:t xml:space="preserve">1. 主題一 創新發展</w:t>
+              <w:t xml:space="preserve">排除｜1. 主題一 創新發展</w:t>
             </w:r>
           </w:p>
         </w:tc>
@@ -2662,7 +2712,7 @@
                 <w:sz w:val="17"/>
                 <w:szCs w:val="17"/>
               </w:rPr>
-              <w:t xml:space="preserve">1. 主題一 創新發展</w:t>
+              <w:t xml:space="preserve">排除｜1. 主題一 創新發展</w:t>
             </w:r>
           </w:p>
         </w:tc>
@@ -2718,7 +2768,7 @@
                 <w:sz w:val="17"/>
                 <w:szCs w:val="17"/>
               </w:rPr>
-              <w:t xml:space="preserve">1. 主題一 創新發展</w:t>
+              <w:t xml:space="preserve">納入｜1. 主題一 創新發展</w:t>
             </w:r>
           </w:p>
         </w:tc>
@@ -2774,7 +2824,7 @@
                 <w:sz w:val="17"/>
                 <w:szCs w:val="17"/>
               </w:rPr>
-              <w:t xml:space="preserve">1. 主題一 創新發展</w:t>
+              <w:t xml:space="preserve">納入｜1. 主題一 創新發展</w:t>
             </w:r>
           </w:p>
         </w:tc>
@@ -2830,7 +2880,7 @@
                 <w:sz w:val="17"/>
                 <w:szCs w:val="17"/>
               </w:rPr>
-              <w:t xml:space="preserve">3. 主題三 電子商務模式</w:t>
+              <w:t xml:space="preserve">納入｜3. 主題三 電子商務模式</w:t>
             </w:r>
           </w:p>
         </w:tc>
@@ -2886,7 +2936,7 @@
                 <w:sz w:val="17"/>
                 <w:szCs w:val="17"/>
               </w:rPr>
-              <w:t xml:space="preserve">3. 主題三 電子商務模式</w:t>
+              <w:t xml:space="preserve">納入｜3. 主題三 電子商務模式</w:t>
             </w:r>
           </w:p>
         </w:tc>
@@ -2942,7 +2992,7 @@
                 <w:sz w:val="17"/>
                 <w:szCs w:val="17"/>
               </w:rPr>
-              <w:t xml:space="preserve">1. 主題一 創新發展</w:t>
+              <w:t xml:space="preserve">納入｜1. 主題一 創新發展</w:t>
             </w:r>
           </w:p>
         </w:tc>
@@ -2998,7 +3048,7 @@
                 <w:sz w:val="17"/>
                 <w:szCs w:val="17"/>
               </w:rPr>
-              <w:t xml:space="preserve">1. 主題一 創新發展</w:t>
+              <w:t xml:space="preserve">納入｜1. 主題一 創新發展</w:t>
             </w:r>
           </w:p>
         </w:tc>
@@ -3054,7 +3104,7 @@
                 <w:sz w:val="17"/>
                 <w:szCs w:val="17"/>
               </w:rPr>
-              <w:t xml:space="preserve">1. 主題一 創新發展</w:t>
+              <w:t xml:space="preserve">納入｜1. 主題一 創新發展</w:t>
             </w:r>
           </w:p>
         </w:tc>
@@ -3110,7 +3160,7 @@
                 <w:sz w:val="17"/>
                 <w:szCs w:val="17"/>
               </w:rPr>
-              <w:t xml:space="preserve">1. 主題一 創新發展</w:t>
+              <w:t xml:space="preserve">納入｜1. 主題一 創新發展</w:t>
             </w:r>
           </w:p>
         </w:tc>
@@ -3166,7 +3216,7 @@
                 <w:sz w:val="17"/>
                 <w:szCs w:val="17"/>
               </w:rPr>
-              <w:t xml:space="preserve">1. 主題一 創新發展</w:t>
+              <w:t xml:space="preserve">納入｜1. 主題一 創新發展</w:t>
             </w:r>
           </w:p>
         </w:tc>
@@ -3222,7 +3272,7 @@
                 <w:sz w:val="17"/>
                 <w:szCs w:val="17"/>
               </w:rPr>
-              <w:t xml:space="preserve">2. 主題二 消費者心理行為</w:t>
+              <w:t xml:space="preserve">納入｜2. 主題二 消費者心理行為</w:t>
             </w:r>
           </w:p>
         </w:tc>
@@ -3278,7 +3328,7 @@
                 <w:sz w:val="17"/>
                 <w:szCs w:val="17"/>
               </w:rPr>
-              <w:t xml:space="preserve">2. 主題二 消費者心理行為</w:t>
+              <w:t xml:space="preserve">納入｜2. 主題二 消費者心理行為</w:t>
             </w:r>
           </w:p>
         </w:tc>
@@ -3334,7 +3384,7 @@
                 <w:sz w:val="17"/>
                 <w:szCs w:val="17"/>
               </w:rPr>
-              <w:t xml:space="preserve">2. 主題二 消費者心理行為</w:t>
+              <w:t xml:space="preserve">排除｜2. 主題二 消費者心理行為</w:t>
             </w:r>
           </w:p>
         </w:tc>
